--- a/resume-output/docx/Hou-Zhongqi-Overseas-Technical-Support-EN-2page.docx
+++ b/resume-output/docx/Hou-Zhongqi-Overseas-Technical-Support-EN-2page.docx
@@ -27,7 +27,7 @@
           <w:b/>
           <w:sz w:val="21"/>
         </w:rPr>
-        <w:t>Target role: Overseas Technical Support Engineer (Semiconductor Equipment / Robotics) | Shenzhen</w:t>
+        <w:t>Target Role: Overseas Technical Support Engineer (Semiconductor Equipment / Robotics) | Shenzhen</w:t>
       </w:r>
     </w:p>
     <w:p>
@@ -55,7 +55,7 @@
           <w:b w:val="0"/>
           <w:sz w:val="20"/>
         </w:rPr>
-        <w:t>+86 178-1676-9251 | zhongqi_hou@foxmail.com | Travel: about 3 trips/year, about 1 month each</w:t>
+        <w:t>+86 178-1676-9251 | zhongqi_hou@foxmail.com | Travel: about 3 overseas trips/year, about 1 month each</w:t>
       </w:r>
     </w:p>
     <w:p>
@@ -85,7 +85,7 @@
           <w:b w:val="0"/>
           <w:sz w:val="20"/>
         </w:rPr>
-        <w:t>Plan to build depth in overseas technical support first, then move toward overseas sales or pre-sales later.</w:t>
+        <w:t>Career path: deepen overseas technical support first, then move toward overseas sales or pre-sales roles.</w:t>
       </w:r>
     </w:p>
     <w:p>
@@ -99,7 +99,7 @@
           <w:b w:val="0"/>
           <w:sz w:val="20"/>
         </w:rPr>
-        <w:t>Comfortable with remote support and Europe on-site work. I try to turn field issues into clear notes for R&amp;D, then explain the fix back in customer language.</w:t>
+        <w:t>Current strength: independent overseas customer delivery through remote support and Europe on-site work. Able to translate field problems into R&amp;D-executable requirements and communicate solutions back to customers clearly.</w:t>
       </w:r>
     </w:p>
     <w:p>
@@ -113,7 +113,7 @@
           <w:b w:val="0"/>
           <w:sz w:val="20"/>
         </w:rPr>
-        <w:t>I use Cursor to keep common problems and files in a shared knowledge base, and I built a ticket log so cases are easier to revisit across time zones.</w:t>
+        <w:t>Efficiency edge: use Cursor to build department-level knowledge systems and ticket tooling that reduce timezone friction and improve case reuse.</w:t>
       </w:r>
     </w:p>
     <w:p>
@@ -127,7 +127,7 @@
           <w:b w:val="0"/>
           <w:sz w:val="20"/>
         </w:rPr>
-        <w:t>Automation degree and smart-car lab work gave me a base in sensors, embedded systems, PCB reading, and hands-on debugging.</w:t>
+        <w:t>Technical base: Automation degree and Intelligent Vehicle Lab experience covering sensors, embedded systems, PCB reading, and hands-on debugging for electromechanical and robotics-related equipment support.</w:t>
       </w:r>
     </w:p>
     <w:p>
@@ -183,7 +183,7 @@
           <w:color w:val="555555"/>
           <w:sz w:val="19"/>
         </w:rPr>
-        <w:t>Automotive aftermarket inspection and maintenance equipment. Internal service engineer and external overseas technical support.</w:t>
+        <w:t>Automotive aftermarket inspection and maintenance equipment | Internal service engineer and external overseas technical support</w:t>
       </w:r>
     </w:p>
     <w:p>
@@ -197,7 +197,7 @@
           <w:b w:val="0"/>
           <w:sz w:val="20"/>
         </w:rPr>
-        <w:t>Supported wheel alignment, ADAS calibration, A/C refrigerant exchange, injector cleaning, transmission fluid exchange, EV battery pack charge/discharge and balancing, and diagnostic tablets. Deep training was limited, so I learned from docs and live cases until I could support customers independently.</w:t>
+        <w:t>Supported multi-line products including wheel alignment, ADAS calibration, A/C refrigerant exchange, injector cleaning, transmission fluid exchange, EV battery pack charge/discharge and balancing, and diagnostic tablets. Built deliverable support capability quickly despite limited deep product training.</w:t>
       </w:r>
     </w:p>
     <w:p>
@@ -211,7 +211,7 @@
           <w:b w:val="0"/>
           <w:sz w:val="20"/>
         </w:rPr>
-        <w:t>On-site work in Spain, the Netherlands, France, and Germany for after-sales faults and product training with dealers and end users.</w:t>
+        <w:t>Completed overseas field work in Spain, the Netherlands, France, and Germany for after-sales troubleshooting, product training, and customer Q&amp;A with dealers and end users.</w:t>
       </w:r>
     </w:p>
     <w:p>
@@ -225,7 +225,7 @@
           <w:b w:val="0"/>
           <w:sz w:val="20"/>
         </w:rPr>
-        <w:t>Followed a key-account wheel-alignment hardware and software request for about four months. Kept features, interfaces, acceptance points, and priorities aligned between the customer and R&amp;D until delivery.</w:t>
+        <w:t>Followed key-account wheel-alignment hardware and software requirements for about four months, continuously aligning features, interfaces, acceptance criteria, and issue priorities between R&amp;D and the customer until product delivery.</w:t>
       </w:r>
     </w:p>
     <w:p>
@@ -239,7 +239,7 @@
           <w:b w:val="0"/>
           <w:sz w:val="20"/>
         </w:rPr>
-        <w:t>With a wide portfolio, I am not positioning myself as a single-machine specialist. My stronger output is clarifying issues, routing them to the right people, pushing progress, and managing expectations.</w:t>
+        <w:t>Role focus: reliable at requirement clarification, issue triage, cross-team execution, and customer expectation management across a wide portfolio.</w:t>
       </w:r>
     </w:p>
     <w:p>
@@ -253,7 +253,7 @@
           <w:b w:val="0"/>
           <w:sz w:val="20"/>
         </w:rPr>
-        <w:t>Built a service knowledge-base assistant with Cursor. Common issues, fix steps, and product files are searchable in a chat style. Accounts went to sales and service. It runs on company servers day and night, which helps when overseas sales need files after China office hours.</w:t>
+        <w:t>Built an AI knowledge-base assistant with Cursor for the service team, covering common issues, fix methods, and product documents with chat-style retrieval. Provisioned accounts for sales and service, hosted on company servers around the clock to reduce after-hours document search across time zones.</w:t>
       </w:r>
     </w:p>
     <w:p>
@@ -267,7 +267,7 @@
           <w:b w:val="0"/>
           <w:sz w:val="20"/>
         </w:rPr>
-        <w:t>Built an after-sales ticket platform with video, image, and document upload. Each case links to the customer and the issue. A dashboard shows cumulative issue counts.</w:t>
+        <w:t>Developed an after-sales ticket platform with video, image, and document upload, customer–issue linkage, and a dashboard for cumulative issue visibility and review.</w:t>
       </w:r>
     </w:p>
     <w:p>
@@ -307,7 +307,7 @@
           <w:color w:val="555555"/>
           <w:sz w:val="19"/>
         </w:rPr>
-        <w:t>3D printing export. Desk-based remote support for EU and US customers.</w:t>
+        <w:t>3D printing export | Desk-based remote after-sales and technical support for EU and US customers</w:t>
       </w:r>
     </w:p>
     <w:p>
@@ -321,7 +321,7 @@
           <w:b w:val="0"/>
           <w:sz w:val="20"/>
         </w:rPr>
-        <w:t>Learned the product line quickly and handled EU/US technical inquiries myself. Built a personal knowledge base and used an AI agent for repeat questions.</w:t>
+        <w:t>Ramped on product lines quickly and independently handled EU/US technical inquiries. Built a personal knowledge base and trained an AI agent to standardize recurring issues and accelerate response.</w:t>
       </w:r>
     </w:p>
     <w:p>
@@ -335,7 +335,7 @@
           <w:b w:val="0"/>
           <w:sz w:val="20"/>
         </w:rPr>
-        <w:t>Collected user pain points and possible design issues for product and engineering.</w:t>
+        <w:t>Compiled user pain points, design defects, and improvement suggestions as structured input for product and engineering teams.</w:t>
       </w:r>
     </w:p>
     <w:p>
@@ -391,7 +391,7 @@
           <w:color w:val="555555"/>
           <w:sz w:val="19"/>
         </w:rPr>
-        <w:t>CET-6. Coursework in MCU/embedded design, microcomputer principles, automatic control, C, and data structures. Intelligent Vehicle Lab for three years.</w:t>
+        <w:t>CET-6 | Coursework: MCU/embedded design, microcomputer principles, automatic control, C programming, data structures | Intelligent Vehicle Lab for 3 years</w:t>
       </w:r>
     </w:p>
     <w:p>
@@ -447,7 +447,7 @@
           <w:color w:val="555555"/>
           <w:sz w:val="19"/>
         </w:rPr>
-        <w:t>GPS + IMU. Provincial 2nd Prize (4th in Zhejiang), National Intelligent Vehicle Competition.</w:t>
+        <w:t>GPS + IMU | Provincial 2nd Prize (4th in Zhejiang), National Intelligent Vehicle Competition</w:t>
       </w:r>
     </w:p>
     <w:p>
@@ -461,7 +461,7 @@
           <w:b w:val="0"/>
           <w:sz w:val="20"/>
         </w:rPr>
-        <w:t>Compared GPS over UART and IMU over SPI, then used fusion and complementary filtering to improve response. Race time dropped by about two seconds.</w:t>
+        <w:t>Compared GPS over UART and IMU over SPI, then used fusion and complementary filtering to improve real-time response and reduce race time by about two seconds.</w:t>
       </w:r>
     </w:p>
     <w:p>
@@ -475,7 +475,7 @@
           <w:b w:val="0"/>
           <w:sz w:val="20"/>
         </w:rPr>
-        <w:t>Added automatic task-zone logic, used VOFA+ and Matlab to check path error, and tuned PID. Also joined sensor selection and HW/SW planning during prep.</w:t>
+        <w:t>Designed automatic task-zone logic to reduce manual intervention. Used VOFA+ and Matlab to analyze path error and tune PID. Coordinated sensor selection and HW/SW planning during competition prep.</w:t>
       </w:r>
     </w:p>
     <w:p>
@@ -515,7 +515,7 @@
           <w:b w:val="0"/>
           <w:sz w:val="20"/>
         </w:rPr>
-        <w:t>IR array plus MPU6050 with DMP Euler angles and yaw-drift correction. Zhejiang Electronic Design Contest Problem H, first three tasks completed.</w:t>
+        <w:t>Designed IR array plus MPU6050 sensing with DMP Euler angles and yaw-drift correction. Zhejiang Electronic Design Contest Problem H, first three tasks completed.</w:t>
       </w:r>
     </w:p>
     <w:p>
@@ -529,7 +529,7 @@
           <w:b w:val="0"/>
           <w:sz w:val="20"/>
         </w:rPr>
-        <w:t>Ported μC/OS-II after comparing it with FreeRTOS. Owned ultrasonic ranging, motor slowdown, buzzer alert, and Hall RPM display. Obstacle response under 50 ms. Iterated PCB in JLCPCB EDA.</w:t>
+        <w:t>Ported μC/OS-II after comparing with FreeRTOS. Owned ultrasonic ranging, motor deceleration, buzzer alert, and Hall RPM display. Achieved obstacle response under 50 ms and iterated PCB in JLCPCB EDA.</w:t>
       </w:r>
     </w:p>
     <w:p>
@@ -559,7 +559,7 @@
           <w:b w:val="0"/>
           <w:sz w:val="20"/>
         </w:rPr>
-        <w:t>Languages: CET-6 English for overseas calls, on-site training, and technical email.</w:t>
+        <w:t>Languages: CET-6 English for overseas customer conversations, on-site training, and technical email.</w:t>
       </w:r>
     </w:p>
     <w:p>
@@ -573,7 +573,7 @@
           <w:b w:val="0"/>
           <w:sz w:val="20"/>
         </w:rPr>
-        <w:t>Support: pre-sales training, after-sales diagnosis, field delivery, requirement notes, and cross-timezone communication.</w:t>
+        <w:t>Support: pre-sales training, after-sales diagnosis, field delivery, requirement translation, and cross-timezone communication.</w:t>
       </w:r>
     </w:p>
     <w:p>
@@ -587,7 +587,7 @@
           <w:b w:val="0"/>
           <w:sz w:val="20"/>
         </w:rPr>
-        <w:t>Engineering: STM32 / Infineon / TI, UART/SPI, RTOS basics, PCB reading, soldering, multimeter, Python, Matlab.</w:t>
+        <w:t>Engineering: STM32 / Infineon / TI MCUs, UART/SPI, RTOS basics, PCB reading, soldering, multimeter, Python, Matlab.</w:t>
       </w:r>
     </w:p>
     <w:p>
@@ -601,7 +601,7 @@
           <w:b w:val="0"/>
           <w:sz w:val="20"/>
         </w:rPr>
-        <w:t>Tools: Cursor, knowledge-base setup, ticket and dashboard workflows, ProcessOn / Visio / Xmind / Office.</w:t>
+        <w:t>Productivity: Cursor / AI agents, knowledge-base building, ticket and dashboard workflows, ProcessOn / Visio / Xmind / Office.</w:t>
       </w:r>
     </w:p>
     <w:p>
@@ -615,7 +615,7 @@
           <w:b w:val="0"/>
           <w:sz w:val="20"/>
         </w:rPr>
-        <w:t>Other: UK visa (~2 years). Prefer Shenzhen. Overseas travel about three times a year, about one month each.</w:t>
+        <w:t>Other: UK visa (~2 years). Prefer Shenzhen base. Overseas travel acceptable, about three times per year, about one month each.</w:t>
       </w:r>
     </w:p>
     <w:p>
@@ -716,7 +716,7 @@
           <w:b w:val="0"/>
           <w:sz w:val="20"/>
         </w:rPr>
-        <w:t>Communication is my stronger side. I learn by doing and by writing things down. Coding is still something I am improving. Best fit for now is overseas technical support or pre-sales in semiconductor equipment or robotics, based in Shenzhen, with a later path into overseas sales.</w:t>
+        <w:t>Communication and cross-team coordination are current strengths. Fast learner with a tooling mindset. Coding depth is still improving. Best fit is overseas technical support or pre-sales in semiconductor equipment or robotics, based in Shenzhen, with a medium-term path toward overseas sales.</w:t>
       </w:r>
     </w:p>
     <w:sectPr>

--- a/resume-output/docx/Hou-Zhongqi-Overseas-Technical-Support-EN-2page.docx
+++ b/resume-output/docx/Hou-Zhongqi-Overseas-Technical-Support-EN-2page.docx
@@ -27,7 +27,7 @@
           <w:b/>
           <w:sz w:val="21"/>
         </w:rPr>
-        <w:t>Target Role: Overseas Technical Support Engineer (Semiconductor Equipment / Robotics) | Shenzhen</w:t>
+        <w:t>Target: Overseas Technical Support Engineer (Semiconductor Equipment / Robotics · Hybrid)</w:t>
       </w:r>
     </w:p>
     <w:p>
@@ -41,7 +41,7 @@
           <w:b w:val="0"/>
           <w:sz w:val="20"/>
         </w:rPr>
-        <w:t>English-fluent with overseas customers | UK visa holder (~2 years)</w:t>
+        <w:t>Shenzhen, China | English-fluent with overseas customers | UK visa holder (~2 years)</w:t>
       </w:r>
     </w:p>
     <w:p>
@@ -55,7 +55,7 @@
           <w:b w:val="0"/>
           <w:sz w:val="20"/>
         </w:rPr>
-        <w:t>+86 178-1676-9251 | zhongqi_hou@foxmail.com | Travel: about 3 overseas trips/year, about 1 month each</w:t>
+        <w:t>+86 178-1676-9251 | zhongqi_hou@foxmail.com | Travel: ~3 overseas trips/year, ~1 month each</w:t>
       </w:r>
     </w:p>
     <w:p>
@@ -71,12 +71,11 @@
           <w:b/>
           <w:sz w:val="24"/>
         </w:rPr>
-        <w:t>Professional Summary</w:t>
+        <w:t>PROFESSIONAL SUMMARY</w:t>
       </w:r>
     </w:p>
     <w:p>
       <w:pPr>
-        <w:pStyle w:val="ListBullet"/>
         <w:spacing w:before="0" w:after="20" w:line="288" w:lineRule="auto"/>
       </w:pPr>
       <w:r>
@@ -85,12 +84,11 @@
           <w:b w:val="0"/>
           <w:sz w:val="20"/>
         </w:rPr>
-        <w:t>Career path: deepen overseas technical support first, then move toward overseas sales or pre-sales roles.</w:t>
+        <w:t>• Path: deepen overseas technical support first, then move toward overseas sales / pre-sales hybrid roles.</w:t>
       </w:r>
     </w:p>
     <w:p>
       <w:pPr>
-        <w:pStyle w:val="ListBullet"/>
         <w:spacing w:before="0" w:after="20" w:line="288" w:lineRule="auto"/>
       </w:pPr>
       <w:r>
@@ -99,12 +97,11 @@
           <w:b w:val="0"/>
           <w:sz w:val="20"/>
         </w:rPr>
-        <w:t>Current strength: independent overseas customer delivery through remote support and Europe on-site work. Able to translate field problems into R&amp;D-executable requirements and communicate solutions back to customers clearly.</w:t>
+        <w:t>• Strength: independent overseas delivery (remote + Europe on-site); translate field problems into R&amp;D-executable requirements and customer-actionable steps.</w:t>
       </w:r>
     </w:p>
     <w:p>
       <w:pPr>
-        <w:pStyle w:val="ListBullet"/>
         <w:spacing w:before="0" w:after="20" w:line="288" w:lineRule="auto"/>
       </w:pPr>
       <w:r>
@@ -113,12 +110,11 @@
           <w:b w:val="0"/>
           <w:sz w:val="20"/>
         </w:rPr>
-        <w:t>Efficiency edge: use Cursor to build department-level knowledge systems and ticket tooling that reduce timezone friction and improve case reuse.</w:t>
+        <w:t>• Efficiency: use AI (Cursor) to build department knowledge systems and ticket tooling that cut timezone friction.</w:t>
       </w:r>
     </w:p>
     <w:p>
       <w:pPr>
-        <w:pStyle w:val="ListBullet"/>
         <w:spacing w:before="0" w:after="20" w:line="288" w:lineRule="auto"/>
       </w:pPr>
       <w:r>
@@ -127,7 +123,7 @@
           <w:b w:val="0"/>
           <w:sz w:val="20"/>
         </w:rPr>
-        <w:t>Technical base: Automation degree and Intelligent Vehicle Lab experience covering sensors, embedded systems, PCB reading, and hands-on debugging for electromechanical and robotics-related equipment support.</w:t>
+        <w:t>• Base: Automation degree + Intelligent Vehicle Lab; sensor/embedded/PCB/debug foundation for electromechanical and robotics-related equipment support.</w:t>
       </w:r>
     </w:p>
     <w:p>
@@ -143,7 +139,7 @@
           <w:b/>
           <w:sz w:val="24"/>
         </w:rPr>
-        <w:t>Work Experience</w:t>
+        <w:t>WORK EXPERIENCE</w:t>
       </w:r>
     </w:p>
     <w:p>
@@ -159,7 +155,7 @@
           <w:b/>
           <w:sz w:val="21"/>
         </w:rPr>
-        <w:t>SmartSafe — Overseas Technical Support / Service Engineer</w:t>
+        <w:t>SmartSafe (Yijian Intelligent) — Overseas Technical Support / Service Engineer</w:t>
       </w:r>
       <w:r>
         <w:rPr>
@@ -183,12 +179,11 @@
           <w:color w:val="555555"/>
           <w:sz w:val="19"/>
         </w:rPr>
-        <w:t>Automotive aftermarket inspection and maintenance equipment | Internal service engineer and external overseas technical support</w:t>
+        <w:t>Automotive aftermarket inspection &amp; maintenance equipment | Internal service engineer + external overseas technical support</w:t>
       </w:r>
     </w:p>
     <w:p>
       <w:pPr>
-        <w:pStyle w:val="ListBullet"/>
         <w:spacing w:before="0" w:after="20" w:line="288" w:lineRule="auto"/>
       </w:pPr>
       <w:r>
@@ -197,12 +192,11 @@
           <w:b w:val="0"/>
           <w:sz w:val="20"/>
         </w:rPr>
-        <w:t>Supported multi-line products including wheel alignment, ADAS calibration, A/C refrigerant exchange, injector cleaning, transmission fluid exchange, EV battery pack charge/discharge and balancing, and diagnostic tablets. Built deliverable support capability quickly despite limited deep product training.</w:t>
+        <w:t>• Multi-line support: wheel alignment, ADAS calibration, A/C refrigerant exchange, injector cleaning, ATF exchange, EV battery pack charge/discharge &amp; balancing, diagnostic tablets—ramped up quickly under limited deep training.</w:t>
       </w:r>
     </w:p>
     <w:p>
       <w:pPr>
-        <w:pStyle w:val="ListBullet"/>
         <w:spacing w:before="0" w:after="20" w:line="288" w:lineRule="auto"/>
       </w:pPr>
       <w:r>
@@ -211,12 +205,11 @@
           <w:b w:val="0"/>
           <w:sz w:val="20"/>
         </w:rPr>
-        <w:t>Completed overseas field work in Spain, the Netherlands, France, and Germany for after-sales troubleshooting, product training, and customer Q&amp;A with dealers and end users.</w:t>
+        <w:t>• Field work in Spain, Netherlands, France, and Germany: after-sales troubleshooting, product training, dealer/end-user enablement.</w:t>
       </w:r>
     </w:p>
     <w:p>
       <w:pPr>
-        <w:pStyle w:val="ListBullet"/>
         <w:spacing w:before="0" w:after="20" w:line="288" w:lineRule="auto"/>
       </w:pPr>
       <w:r>
@@ -225,12 +218,11 @@
           <w:b w:val="0"/>
           <w:sz w:val="20"/>
         </w:rPr>
-        <w:t>Followed key-account wheel-alignment hardware and software requirements for about four months, continuously aligning features, interfaces, acceptance criteria, and issue priorities between R&amp;D and the customer until product delivery.</w:t>
+        <w:t>• Key account: followed wheel-alignment HW/SW requirements for ~4 months; aligned features, interfaces, acceptance, and priorities between R&amp;D and customer until product landed.</w:t>
       </w:r>
     </w:p>
     <w:p>
       <w:pPr>
-        <w:pStyle w:val="ListBullet"/>
         <w:spacing w:before="0" w:after="20" w:line="288" w:lineRule="auto"/>
       </w:pPr>
       <w:r>
@@ -239,12 +231,11 @@
           <w:b w:val="0"/>
           <w:sz w:val="20"/>
         </w:rPr>
-        <w:t>Role focus: reliable at requirement clarification, issue triage, cross-team execution, and customer expectation management across a wide portfolio.</w:t>
+        <w:t>• Role focus: reliable at requirement clarification, issue triage, cross-team push, and expectation management across a wide portfolio.</w:t>
       </w:r>
     </w:p>
     <w:p>
       <w:pPr>
-        <w:pStyle w:val="ListBullet"/>
         <w:spacing w:before="0" w:after="20" w:line="288" w:lineRule="auto"/>
       </w:pPr>
       <w:r>
@@ -253,12 +244,11 @@
           <w:b w:val="0"/>
           <w:sz w:val="20"/>
         </w:rPr>
-        <w:t>Built an AI knowledge-base assistant with Cursor for the service team, covering common issues, fix methods, and product documents with chat-style retrieval. Provisioned accounts for sales and service, hosted on company servers around the clock to reduce after-hours document search across time zones.</w:t>
+        <w:t>• AI knowledge base (Cursor): FAQ + product docs, chat-style retrieval; accounts for sales/service; 24/7 on company servers to reduce after-hours document search across time zones.</w:t>
       </w:r>
     </w:p>
     <w:p>
       <w:pPr>
-        <w:pStyle w:val="ListBullet"/>
         <w:spacing w:before="0" w:after="20" w:line="288" w:lineRule="auto"/>
       </w:pPr>
       <w:r>
@@ -267,7 +257,7 @@
           <w:b w:val="0"/>
           <w:sz w:val="20"/>
         </w:rPr>
-        <w:t>Developed an after-sales ticket platform with video, image, and document upload, customer–issue linkage, and a dashboard for cumulative issue visibility and review.</w:t>
+        <w:t>• Ticket platform: case records with video/image/document upload, customer–issue linkage, and dashboard for cumulative issue visibility.</w:t>
       </w:r>
     </w:p>
     <w:p>
@@ -283,7 +273,7 @@
           <w:b/>
           <w:sz w:val="21"/>
         </w:rPr>
-        <w:t>ELEGOO — Overseas Technical Support Engineer</w:t>
+        <w:t>ELEGOO (Shenzhen Zhinenpai Technology) — Overseas Technical Support Engineer</w:t>
       </w:r>
       <w:r>
         <w:rPr>
@@ -307,12 +297,11 @@
           <w:color w:val="555555"/>
           <w:sz w:val="19"/>
         </w:rPr>
-        <w:t>3D printing export | Desk-based remote after-sales and technical support for EU and US customers</w:t>
+        <w:t>3D printing export | Desk-based remote after-sales/technical support for EU/US customers</w:t>
       </w:r>
     </w:p>
     <w:p>
       <w:pPr>
-        <w:pStyle w:val="ListBullet"/>
         <w:spacing w:before="0" w:after="20" w:line="288" w:lineRule="auto"/>
       </w:pPr>
       <w:r>
@@ -321,12 +310,11 @@
           <w:b w:val="0"/>
           <w:sz w:val="20"/>
         </w:rPr>
-        <w:t>Ramped on product lines quickly and independently handled EU/US technical inquiries. Built a personal knowledge base and trained an AI agent to standardize recurring issues and accelerate response.</w:t>
+        <w:t>• Independent EU/US technical inquiries at high daily volume; built personal knowledge base + AI agent to standardize recurring issues.</w:t>
       </w:r>
     </w:p>
     <w:p>
       <w:pPr>
-        <w:pStyle w:val="ListBullet"/>
         <w:spacing w:before="0" w:after="20" w:line="288" w:lineRule="auto"/>
       </w:pPr>
       <w:r>
@@ -335,7 +323,7 @@
           <w:b w:val="0"/>
           <w:sz w:val="20"/>
         </w:rPr>
-        <w:t>Compiled user pain points, design defects, and improvement suggestions as structured input for product and engineering teams.</w:t>
+        <w:t>• Compiled user pain points and design gaps as structured input for product and engineering teams.</w:t>
       </w:r>
     </w:p>
     <w:p>
@@ -351,7 +339,7 @@
           <w:b/>
           <w:sz w:val="24"/>
         </w:rPr>
-        <w:t>Education</w:t>
+        <w:t>EDUCATION</w:t>
       </w:r>
     </w:p>
     <w:p>
@@ -391,7 +379,7 @@
           <w:color w:val="555555"/>
           <w:sz w:val="19"/>
         </w:rPr>
-        <w:t>CET-6 | Coursework: MCU/embedded design, microcomputer principles, automatic control, C programming, data structures | Intelligent Vehicle Lab for 3 years</w:t>
+        <w:t>CET-6 | Coursework: MCU/embedded, microcomputer principles, automatic control, C, data structures | Intelligent Vehicle Lab 3 years</w:t>
       </w:r>
     </w:p>
     <w:p>
@@ -407,7 +395,7 @@
           <w:b/>
           <w:sz w:val="24"/>
         </w:rPr>
-        <w:t>Projects</w:t>
+        <w:t>PROJECTS (TECHNICAL FOUNDATION)</w:t>
       </w:r>
     </w:p>
     <w:p>
@@ -452,7 +440,6 @@
     </w:p>
     <w:p>
       <w:pPr>
-        <w:pStyle w:val="ListBullet"/>
         <w:spacing w:before="0" w:after="20" w:line="288" w:lineRule="auto"/>
       </w:pPr>
       <w:r>
@@ -461,12 +448,11 @@
           <w:b w:val="0"/>
           <w:sz w:val="20"/>
         </w:rPr>
-        <w:t>Compared GPS over UART and IMU over SPI, then used fusion and complementary filtering to improve real-time response and reduce race time by about two seconds.</w:t>
+        <w:t>• Compared GPS (UART) vs IMU (SPI); fusion/complementary filtering improved real-time response and cut ~2s race time.</w:t>
       </w:r>
     </w:p>
     <w:p>
       <w:pPr>
-        <w:pStyle w:val="ListBullet"/>
         <w:spacing w:before="0" w:after="20" w:line="288" w:lineRule="auto"/>
       </w:pPr>
       <w:r>
@@ -475,7 +461,7 @@
           <w:b w:val="0"/>
           <w:sz w:val="20"/>
         </w:rPr>
-        <w:t>Designed automatic task-zone logic to reduce manual intervention. Used VOFA+ and Matlab to analyze path error and tune PID. Coordinated sensor selection and HW/SW planning during competition prep.</w:t>
+        <w:t>• Automatic task-zone logic; VOFA+ / Matlab path-error analysis and PID tuning; coordinated sensor selection and HW/SW split.</w:t>
       </w:r>
     </w:p>
     <w:p>
@@ -491,7 +477,7 @@
           <w:b/>
           <w:sz w:val="21"/>
         </w:rPr>
-        <w:t>Infrared Line-Following (TI MSPM0G3507) and Vehicle ECU on μC/OS-II (STM32F103)</w:t>
+        <w:t>Infrared Line-Following (TI MSPM0G3507) · Vehicle ECU on μC/OS-II (STM32F103)</w:t>
       </w:r>
       <w:r>
         <w:rPr>
@@ -506,7 +492,6 @@
     </w:p>
     <w:p>
       <w:pPr>
-        <w:pStyle w:val="ListBullet"/>
         <w:spacing w:before="0" w:after="20" w:line="288" w:lineRule="auto"/>
       </w:pPr>
       <w:r>
@@ -515,12 +500,11 @@
           <w:b w:val="0"/>
           <w:sz w:val="20"/>
         </w:rPr>
-        <w:t>Designed IR array plus MPU6050 sensing with DMP Euler angles and yaw-drift correction. Zhejiang Electronic Design Contest Problem H, first three tasks completed.</w:t>
+        <w:t>• IR array + MPU6050 with DMP Euler angles and yaw-drift correction; Zhejiang Electronic Design Contest Problem H (first three tasks).</w:t>
       </w:r>
     </w:p>
     <w:p>
       <w:pPr>
-        <w:pStyle w:val="ListBullet"/>
         <w:spacing w:before="0" w:after="20" w:line="288" w:lineRule="auto"/>
       </w:pPr>
       <w:r>
@@ -529,7 +513,7 @@
           <w:b w:val="0"/>
           <w:sz w:val="20"/>
         </w:rPr>
-        <w:t>Ported μC/OS-II after comparing with FreeRTOS. Owned ultrasonic ranging, motor deceleration, buzzer alert, and Hall RPM display. Achieved obstacle response under 50 ms and iterated PCB in JLCPCB EDA.</w:t>
+        <w:t>• Ported μC/OS-II; ultrasonic ranging, motor deceleration, buzzer, Hall RPM display; obstacle response &lt;50ms; PCB iteration in JLCPCB EDA.</w:t>
       </w:r>
     </w:p>
     <w:p>
@@ -545,12 +529,11 @@
           <w:b/>
           <w:sz w:val="24"/>
         </w:rPr>
-        <w:t>Skills</w:t>
+        <w:t>SKILLS</w:t>
       </w:r>
     </w:p>
     <w:p>
       <w:pPr>
-        <w:pStyle w:val="ListBullet"/>
         <w:spacing w:before="0" w:after="20" w:line="288" w:lineRule="auto"/>
       </w:pPr>
       <w:r>
@@ -559,12 +542,11 @@
           <w:b w:val="0"/>
           <w:sz w:val="20"/>
         </w:rPr>
-        <w:t>Languages: CET-6 English for overseas customer conversations, on-site training, and technical email.</w:t>
+        <w:t>• Languages: CET-6 English; overseas customer conversations, on-site training, technical email.</w:t>
       </w:r>
     </w:p>
     <w:p>
       <w:pPr>
-        <w:pStyle w:val="ListBullet"/>
         <w:spacing w:before="0" w:after="20" w:line="288" w:lineRule="auto"/>
       </w:pPr>
       <w:r>
@@ -573,12 +555,11 @@
           <w:b w:val="0"/>
           <w:sz w:val="20"/>
         </w:rPr>
-        <w:t>Support: pre-sales training, after-sales diagnosis, field delivery, requirement translation, and cross-timezone communication.</w:t>
+        <w:t>• Support: pre-sales training, after-sales diagnosis, field delivery, requirement translation, cross-timezone communication.</w:t>
       </w:r>
     </w:p>
     <w:p>
       <w:pPr>
-        <w:pStyle w:val="ListBullet"/>
         <w:spacing w:before="0" w:after="20" w:line="288" w:lineRule="auto"/>
       </w:pPr>
       <w:r>
@@ -587,12 +568,11 @@
           <w:b w:val="0"/>
           <w:sz w:val="20"/>
         </w:rPr>
-        <w:t>Engineering: STM32 / Infineon / TI MCUs, UART/SPI, RTOS basics, PCB reading, soldering, multimeter, Python, Matlab.</w:t>
+        <w:t>• Engineering: STM32 / Infineon / TI; UART/SPI; RTOS basics; PCB reading, soldering, multimeter; Python / Matlab.</w:t>
       </w:r>
     </w:p>
     <w:p>
       <w:pPr>
-        <w:pStyle w:val="ListBullet"/>
         <w:spacing w:before="0" w:after="20" w:line="288" w:lineRule="auto"/>
       </w:pPr>
       <w:r>
@@ -601,12 +581,11 @@
           <w:b w:val="0"/>
           <w:sz w:val="20"/>
         </w:rPr>
-        <w:t>Productivity: Cursor / AI agents, knowledge-base building, ticket and dashboard workflows, ProcessOn / Visio / Xmind / Office.</w:t>
+        <w:t>• Productivity: Cursor / AI agents; knowledge-base building; ticket &amp; dashboard workflows; ProcessOn / Visio / Xmind / Office.</w:t>
       </w:r>
     </w:p>
     <w:p>
       <w:pPr>
-        <w:pStyle w:val="ListBullet"/>
         <w:spacing w:before="0" w:after="20" w:line="288" w:lineRule="auto"/>
       </w:pPr>
       <w:r>
@@ -615,7 +594,7 @@
           <w:b w:val="0"/>
           <w:sz w:val="20"/>
         </w:rPr>
-        <w:t>Other: UK visa (~2 years). Prefer Shenzhen base. Overseas travel acceptable, about three times per year, about one month each.</w:t>
+        <w:t>• Other: UK visa (~2 years); Shenzhen base preferred; overseas travel OK (~3×/year, ~1 month each).</w:t>
       </w:r>
     </w:p>
     <w:p>
@@ -631,12 +610,11 @@
           <w:b/>
           <w:sz w:val="24"/>
         </w:rPr>
-        <w:t>Honors</w:t>
+        <w:t>HONORS</w:t>
       </w:r>
     </w:p>
     <w:p>
       <w:pPr>
-        <w:pStyle w:val="ListBullet"/>
         <w:spacing w:before="0" w:after="20" w:line="288" w:lineRule="auto"/>
       </w:pPr>
       <w:r>
@@ -645,12 +623,11 @@
           <w:b w:val="0"/>
           <w:sz w:val="20"/>
         </w:rPr>
-        <w:t>Provincial 2nd Prize, 18th National College Student Intelligent Vehicle Competition (Jul 2023)</w:t>
+        <w:t>• Provincial 2nd Prize, 18th National College Student Intelligent Vehicle Competition (2023.07)</w:t>
       </w:r>
     </w:p>
     <w:p>
       <w:pPr>
-        <w:pStyle w:val="ListBullet"/>
         <w:spacing w:before="0" w:after="20" w:line="288" w:lineRule="auto"/>
       </w:pPr>
       <w:r>
@@ -659,12 +636,11 @@
           <w:b w:val="0"/>
           <w:sz w:val="20"/>
         </w:rPr>
-        <w:t>Campus 1st Prize, Zhejiang College English Contest (May 2022)</w:t>
+        <w:t>• Campus 1st Prize, Zhejiang College English Contest (2022.05) · National 3rd Prize, Puyi English Writing Contest (2023.12)</w:t>
       </w:r>
     </w:p>
     <w:p>
       <w:pPr>
-        <w:pStyle w:val="ListBullet"/>
         <w:spacing w:before="0" w:after="20" w:line="288" w:lineRule="auto"/>
       </w:pPr>
       <w:r>
@@ -673,21 +649,7 @@
           <w:b w:val="0"/>
           <w:sz w:val="20"/>
         </w:rPr>
-        <w:t>National 3rd Prize, 6th Puyi National College English Writing Contest (Dec 2023)</w:t>
-      </w:r>
-    </w:p>
-    <w:p>
-      <w:pPr>
-        <w:pStyle w:val="ListBullet"/>
-        <w:spacing w:before="0" w:after="20" w:line="288" w:lineRule="auto"/>
-      </w:pPr>
-      <w:r>
-        <w:rPr>
-          <w:rFonts w:ascii="Calibri" w:hAnsi="Calibri" w:eastAsia="微软雅黑"/>
-          <w:b w:val="0"/>
-          <w:sz w:val="20"/>
-        </w:rPr>
-        <w:t>Academic Excellence and Meiyi Corporate Scholarship (rank 7/92, 2022–2024)</w:t>
+        <w:t>• Academic Excellence / Meiyi Corporate Scholarship (rank 7/92, 2022–2024)</w:t>
       </w:r>
     </w:p>
     <w:p>
@@ -703,7 +665,7 @@
           <w:b/>
           <w:sz w:val="24"/>
         </w:rPr>
-        <w:t>Self Assessment</w:t>
+        <w:t>SELF ASSESSMENT</w:t>
       </w:r>
     </w:p>
     <w:p>
@@ -716,7 +678,7 @@
           <w:b w:val="0"/>
           <w:sz w:val="20"/>
         </w:rPr>
-        <w:t>Communication and cross-team coordination are current strengths. Fast learner with a tooling mindset. Coding depth is still improving. Best fit is overseas technical support or pre-sales in semiconductor equipment or robotics, based in Shenzhen, with a medium-term path toward overseas sales.</w:t>
+        <w:t>Communication is the strongest asset—align facts and next actions among customers, sales, and R&amp;D until issues close. Fast learner with a tooling mindset. Coding depth is still growing; best fit is overseas technical support / pre-sales hybrid roles in semiconductor equipment or robotics, with a medium-term path toward overseas sales in Shenzhen.</w:t>
       </w:r>
     </w:p>
     <w:sectPr>

--- a/resume-output/docx/Hou-Zhongqi-Overseas-Technical-Support-EN-2page.docx
+++ b/resume-output/docx/Hou-Zhongqi-Overseas-Technical-Support-EN-2page.docx
@@ -4,687 +4,1517 @@
   <w:body>
     <w:p>
       <w:pPr>
-        <w:spacing w:before="0" w:after="80" w:line="276" w:lineRule="auto"/>
-        <w:jc w:val="center"/>
+        <w:autoSpaceDN w:val="0"/>
+        <w:autoSpaceDE w:val="0"/>
+        <w:widowControl/>
+        <w:spacing w:line="220" w:lineRule="exact" w:before="0" w:after="90"/>
+        <w:ind w:left="0" w:right="0"/>
+      </w:pPr>
+    </w:p>
+    <w:p>
+      <w:pPr>
+        <w:autoSpaceDN w:val="0"/>
+        <w:autoSpaceDE w:val="0"/>
+        <w:widowControl/>
+        <w:spacing w:line="240" w:lineRule="auto" w:before="0" w:after="30"/>
+        <w:ind w:left="0" w:right="4696" w:firstLine="0"/>
+        <w:jc w:val="right"/>
       </w:pPr>
       <w:r>
         <w:rPr>
-          <w:rFonts w:ascii="Calibri" w:hAnsi="Calibri" w:eastAsia="微软雅黑"/>
+          <w:rFonts w:ascii="Noto Sans" w:hAnsi="Noto Sans" w:eastAsia="Noto Sans"/>
           <w:b/>
+          <w:i w:val="0"/>
+          <w:color w:val="1A1A1A"/>
           <w:sz w:val="40"/>
         </w:rPr>
         <w:t>Zhongqi Hou</w:t>
       </w:r>
     </w:p>
+    <w:tbl>
+      <w:tblPr>
+        <w:tblW w:type="auto" w:w="0"/>
+        <w:tblLayout w:type="fixed"/>
+        <w:tblLook w:firstColumn="1" w:firstRow="1" w:lastColumn="0" w:lastRow="0" w:noHBand="0" w:noVBand="1" w:val="04A0"/>
+        <w:tblInd w:w="210.0" w:type="dxa"/>
+      </w:tblPr>
+      <w:tblGrid>
+        <w:gridCol w:w="5341"/>
+        <w:gridCol w:w="5341"/>
+      </w:tblGrid>
+      <w:tr>
+        <w:trPr>
+          <w:trHeight w:hRule="exact" w:val="298"/>
+        </w:trPr>
+        <w:tc>
+          <w:tcPr>
+            <w:tcW w:type="dxa" w:w="9292"/>
+            <w:tcBorders/>
+            <w:tcMar>
+              <w:start w:w="0" w:type="dxa"/>
+              <w:end w:w="0" w:type="dxa"/>
+            </w:tcMar>
+          </w:tcPr>
+          <w:p>
+            <w:pPr>
+              <w:autoSpaceDN w:val="0"/>
+              <w:autoSpaceDE w:val="0"/>
+              <w:widowControl/>
+              <w:spacing w:line="240" w:lineRule="auto" w:before="30" w:after="0"/>
+              <w:ind w:left="242" w:right="0" w:firstLine="0"/>
+              <w:jc w:val="left"/>
+            </w:pPr>
+            <w:r>
+              <w:rPr>
+                <w:w w:val="102.16441684299045"/>
+                <w:rFonts w:ascii="Noto Sans" w:hAnsi="Noto Sans" w:eastAsia="Noto Sans"/>
+                <w:b/>
+                <w:i w:val="0"/>
+                <w:color w:val="1A1A1A"/>
+                <w:sz w:val="18"/>
+              </w:rPr>
+              <w:t>Target: Overseas Technical Support Engineer (Semiconductor Equipment / Robotics · Hybrid)</w:t>
+            </w:r>
+          </w:p>
+        </w:tc>
+        <w:tc>
+          <w:tcPr>
+            <w:tcW w:type="dxa" w:w="1156"/>
+            <w:tcBorders/>
+            <w:shd w:fill="fafafa"/>
+            <w:tcMar>
+              <w:start w:w="0" w:type="dxa"/>
+              <w:end w:w="0" w:type="dxa"/>
+            </w:tcMar>
+          </w:tcPr>
+          <w:p>
+            <w:pPr>
+              <w:autoSpaceDN w:val="0"/>
+              <w:autoSpaceDE w:val="0"/>
+              <w:widowControl/>
+              <w:spacing w:line="240" w:lineRule="auto" w:before="34" w:after="0"/>
+              <w:ind w:left="0" w:right="0" w:firstLine="0"/>
+              <w:jc w:val="center"/>
+            </w:pPr>
+            <w:r>
+              <w:rPr>
+                <w:rFonts w:ascii="Noto Sans" w:hAnsi="Noto Sans" w:eastAsia="Noto Sans"/>
+                <w:b w:val="0"/>
+                <w:i w:val="0"/>
+                <w:color w:val="999999"/>
+                <w:sz w:val="18"/>
+              </w:rPr>
+              <w:t>Photo</w:t>
+            </w:r>
+          </w:p>
+        </w:tc>
+      </w:tr>
+    </w:tbl>
     <w:p>
       <w:pPr>
-        <w:spacing w:before="0" w:after="40" w:line="276" w:lineRule="auto"/>
-        <w:jc w:val="center"/>
+        <w:autoSpaceDN w:val="0"/>
+        <w:autoSpaceDE w:val="0"/>
+        <w:widowControl/>
+        <w:spacing w:line="240" w:lineRule="auto" w:before="18" w:after="0"/>
+        <w:ind w:left="992" w:right="0" w:firstLine="0"/>
+        <w:jc w:val="left"/>
       </w:pPr>
       <w:r>
         <w:rPr>
-          <w:rFonts w:ascii="Calibri" w:hAnsi="Calibri" w:eastAsia="微软雅黑"/>
-          <w:b/>
-          <w:sz w:val="21"/>
-        </w:rPr>
-        <w:t>Target: Overseas Technical Support Engineer (Semiconductor Equipment / Robotics · Hybrid)</w:t>
-      </w:r>
-    </w:p>
-    <w:p>
-      <w:pPr>
-        <w:spacing w:before="0" w:after="40" w:line="276" w:lineRule="auto"/>
-        <w:jc w:val="center"/>
-      </w:pPr>
-      <w:r>
-        <w:rPr>
-          <w:rFonts w:ascii="Calibri" w:hAnsi="Calibri" w:eastAsia="微软雅黑"/>
+          <w:w w:val="102.16441684299045"/>
+          <w:rFonts w:ascii="Noto Sans" w:hAnsi="Noto Sans" w:eastAsia="Noto Sans"/>
           <w:b w:val="0"/>
-          <w:sz w:val="20"/>
+          <w:i w:val="0"/>
+          <w:color w:val="1A1A1A"/>
+          <w:sz w:val="18"/>
         </w:rPr>
         <w:t>Shenzhen, China | English-fluent with overseas customers | UK visa holder (~2 years)</w:t>
       </w:r>
     </w:p>
     <w:p>
       <w:pPr>
-        <w:spacing w:before="0" w:after="80" w:line="276" w:lineRule="auto"/>
-        <w:jc w:val="center"/>
+        <w:autoSpaceDN w:val="0"/>
+        <w:autoSpaceDE w:val="0"/>
+        <w:widowControl/>
+        <w:spacing w:line="240" w:lineRule="auto" w:before="34" w:after="0"/>
+        <w:ind w:left="536" w:right="0" w:firstLine="0"/>
+        <w:jc w:val="left"/>
       </w:pPr>
       <w:r>
         <w:rPr>
-          <w:rFonts w:ascii="Calibri" w:hAnsi="Calibri" w:eastAsia="微软雅黑"/>
+          <w:w w:val="102.16441684299045"/>
+          <w:rFonts w:ascii="Noto Sans" w:hAnsi="Noto Sans" w:eastAsia="Noto Sans"/>
           <w:b w:val="0"/>
-          <w:sz w:val="20"/>
+          <w:i w:val="0"/>
+          <w:color w:val="1A1A1A"/>
+          <w:sz w:val="18"/>
         </w:rPr>
         <w:t>+86 178-1676-9251 | zhongqi_hou@foxmail.com | Travel: ~3 overseas trips/year, ~1 month each</w:t>
       </w:r>
     </w:p>
     <w:p>
       <w:pPr>
-        <w:spacing w:before="160" w:after="40" w:line="264" w:lineRule="auto"/>
-        <w:pBdr>
-          <w:bottom w:val="single" w:sz="12" w:space="1" w:color="222222"/>
-        </w:pBdr>
+        <w:autoSpaceDN w:val="0"/>
+        <w:autoSpaceDE w:val="0"/>
+        <w:widowControl/>
+        <w:spacing w:line="240" w:lineRule="auto" w:before="202" w:after="0"/>
+        <w:ind w:left="0" w:right="0" w:firstLine="0"/>
+        <w:jc w:val="left"/>
       </w:pPr>
       <w:r>
         <w:rPr>
-          <w:rFonts w:ascii="Calibri" w:hAnsi="Calibri" w:eastAsia="微软雅黑"/>
+          <w:rFonts w:ascii="Noto Sans" w:hAnsi="Noto Sans" w:eastAsia="Noto Sans"/>
           <w:b/>
-          <w:sz w:val="24"/>
+          <w:i w:val="0"/>
+          <w:color w:val="1A1A1A"/>
+          <w:sz w:val="21"/>
         </w:rPr>
         <w:t>PROFESSIONAL SUMMARY</w:t>
       </w:r>
     </w:p>
     <w:p>
       <w:pPr>
-        <w:spacing w:before="0" w:after="20" w:line="288" w:lineRule="auto"/>
+        <w:autoSpaceDN w:val="0"/>
+        <w:autoSpaceDE w:val="0"/>
+        <w:widowControl/>
+        <w:spacing w:line="240" w:lineRule="auto" w:before="124" w:after="0"/>
+        <w:ind w:left="0" w:right="0" w:firstLine="0"/>
+        <w:jc w:val="left"/>
       </w:pPr>
       <w:r>
         <w:rPr>
-          <w:rFonts w:ascii="Calibri" w:hAnsi="Calibri" w:eastAsia="微软雅黑"/>
+          <w:w w:val="101.05040700812089"/>
+          <w:rFonts w:ascii="Noto Sans" w:hAnsi="Noto Sans" w:eastAsia="Noto Sans"/>
           <w:b w:val="0"/>
-          <w:sz w:val="20"/>
+          <w:i w:val="0"/>
+          <w:color w:val="1A1A1A"/>
+          <w:sz w:val="19"/>
         </w:rPr>
         <w:t>• Path: deepen overseas technical support first, then move toward overseas sales / pre-sales hybrid roles.</w:t>
       </w:r>
     </w:p>
     <w:p>
       <w:pPr>
-        <w:spacing w:before="0" w:after="20" w:line="288" w:lineRule="auto"/>
+        <w:autoSpaceDN w:val="0"/>
+        <w:tabs>
+          <w:tab w:pos="202" w:val="left"/>
+        </w:tabs>
+        <w:autoSpaceDE w:val="0"/>
+        <w:widowControl/>
+        <w:spacing w:line="245" w:lineRule="auto" w:before="8" w:after="0"/>
+        <w:ind w:left="0" w:right="432" w:firstLine="0"/>
+        <w:jc w:val="left"/>
       </w:pPr>
       <w:r>
         <w:rPr>
-          <w:rFonts w:ascii="Calibri" w:hAnsi="Calibri" w:eastAsia="微软雅黑"/>
+          <w:w w:val="101.05040700812089"/>
+          <w:rFonts w:ascii="Noto Sans" w:hAnsi="Noto Sans" w:eastAsia="Noto Sans"/>
           <w:b w:val="0"/>
-          <w:sz w:val="20"/>
+          <w:i w:val="0"/>
+          <w:color w:val="1A1A1A"/>
+          <w:sz w:val="19"/>
         </w:rPr>
-        <w:t>• Strength: independent overseas delivery (remote + Europe on-site); translate field problems into R&amp;D-executable requirements and customer-actionable steps.</w:t>
+        <w:t xml:space="preserve">• Strength: independent overseas delivery (remote + Europe on-site); translate field problems into R&amp;D-executable </w:t>
+      </w:r>
+      <w:r>
+        <w:tab/>
+      </w:r>
+      <w:r>
+        <w:rPr>
+          <w:w w:val="101.05040700812089"/>
+          <w:rFonts w:ascii="Noto Sans" w:hAnsi="Noto Sans" w:eastAsia="Noto Sans"/>
+          <w:b w:val="0"/>
+          <w:i w:val="0"/>
+          <w:color w:val="1A1A1A"/>
+          <w:sz w:val="19"/>
+        </w:rPr>
+        <w:t>requirements and customer-actionable steps.</w:t>
       </w:r>
     </w:p>
     <w:p>
       <w:pPr>
-        <w:spacing w:before="0" w:after="20" w:line="288" w:lineRule="auto"/>
+        <w:autoSpaceDN w:val="0"/>
+        <w:tabs>
+          <w:tab w:pos="202" w:val="left"/>
+        </w:tabs>
+        <w:autoSpaceDE w:val="0"/>
+        <w:widowControl/>
+        <w:spacing w:line="245" w:lineRule="auto" w:before="8" w:after="0"/>
+        <w:ind w:left="0" w:right="144" w:firstLine="0"/>
+        <w:jc w:val="left"/>
       </w:pPr>
       <w:r>
         <w:rPr>
-          <w:rFonts w:ascii="Calibri" w:hAnsi="Calibri" w:eastAsia="微软雅黑"/>
+          <w:w w:val="101.05040700812089"/>
+          <w:rFonts w:ascii="Noto Sans" w:hAnsi="Noto Sans" w:eastAsia="Noto Sans"/>
           <w:b w:val="0"/>
-          <w:sz w:val="20"/>
+          <w:i w:val="0"/>
+          <w:color w:val="1A1A1A"/>
+          <w:sz w:val="19"/>
         </w:rPr>
         <w:t>• Efficiency: use AI (Cursor) to build department knowledge systems and ticket tooling that cut timezone friction.</w:t>
+      </w:r>
+      <w:r>
+        <w:rPr>
+          <w:w w:val="101.05040700812089"/>
+          <w:rFonts w:ascii="Noto Sans" w:hAnsi="Noto Sans" w:eastAsia="Noto Sans"/>
+          <w:b w:val="0"/>
+          <w:i w:val="0"/>
+          <w:color w:val="1A1A1A"/>
+          <w:sz w:val="19"/>
+        </w:rPr>
+        <w:t xml:space="preserve">• Base: Automation degree + Intelligent Vehicle Lab; sensor/embedded/PCB/debug foundation for electromechanical </w:t>
+      </w:r>
+      <w:r>
+        <w:tab/>
+      </w:r>
+      <w:r>
+        <w:rPr>
+          <w:w w:val="101.05040700812089"/>
+          <w:rFonts w:ascii="Noto Sans" w:hAnsi="Noto Sans" w:eastAsia="Noto Sans"/>
+          <w:b w:val="0"/>
+          <w:i w:val="0"/>
+          <w:color w:val="1A1A1A"/>
+          <w:sz w:val="19"/>
+        </w:rPr>
+        <w:t>and robotics-related equipment support.</w:t>
       </w:r>
     </w:p>
     <w:p>
       <w:pPr>
-        <w:spacing w:before="0" w:after="20" w:line="288" w:lineRule="auto"/>
+        <w:autoSpaceDN w:val="0"/>
+        <w:autoSpaceDE w:val="0"/>
+        <w:widowControl/>
+        <w:spacing w:line="240" w:lineRule="auto" w:before="124" w:after="42"/>
+        <w:ind w:left="0" w:right="0" w:firstLine="0"/>
+        <w:jc w:val="left"/>
       </w:pPr>
       <w:r>
         <w:rPr>
-          <w:rFonts w:ascii="Calibri" w:hAnsi="Calibri" w:eastAsia="微软雅黑"/>
+          <w:rFonts w:ascii="Noto Sans" w:hAnsi="Noto Sans" w:eastAsia="Noto Sans"/>
+          <w:b/>
+          <w:i w:val="0"/>
+          <w:color w:val="1A1A1A"/>
+          <w:sz w:val="21"/>
+        </w:rPr>
+        <w:t>WORK EXPERIENCE</w:t>
+      </w:r>
+    </w:p>
+    <w:tbl>
+      <w:tblPr>
+        <w:tblW w:type="auto" w:w="0"/>
+        <w:tblLayout w:type="fixed"/>
+        <w:tblLook w:firstColumn="1" w:firstRow="1" w:lastColumn="0" w:lastRow="0" w:noHBand="0" w:noVBand="1" w:val="04A0"/>
+        <w:tblInd w:w="0.0" w:type="dxa"/>
+      </w:tblPr>
+      <w:tblGrid>
+        <w:gridCol w:w="5341"/>
+        <w:gridCol w:w="5341"/>
+      </w:tblGrid>
+      <w:tr>
+        <w:trPr>
+          <w:trHeight w:hRule="exact" w:val="394"/>
+        </w:trPr>
+        <w:tc>
+          <w:tcPr>
+            <w:tcW w:type="dxa" w:w="8250"/>
+            <w:tcBorders>
+              <w:top w:sz="6.400000000000091" w:val="single" w:color="#212121"/>
+            </w:tcBorders>
+            <w:tcMar>
+              <w:start w:w="0" w:type="dxa"/>
+              <w:end w:w="0" w:type="dxa"/>
+            </w:tcMar>
+          </w:tcPr>
+          <w:p>
+            <w:pPr>
+              <w:autoSpaceDN w:val="0"/>
+              <w:autoSpaceDE w:val="0"/>
+              <w:widowControl/>
+              <w:spacing w:line="240" w:lineRule="auto" w:before="64" w:after="0"/>
+              <w:ind w:left="0" w:right="0" w:firstLine="0"/>
+              <w:jc w:val="left"/>
+            </w:pPr>
+            <w:r>
+              <w:rPr>
+                <w:w w:val="101.05040700812089"/>
+                <w:rFonts w:ascii="Noto Sans" w:hAnsi="Noto Sans" w:eastAsia="Noto Sans"/>
+                <w:b/>
+                <w:i w:val="0"/>
+                <w:color w:val="1A1A1A"/>
+                <w:sz w:val="19"/>
+              </w:rPr>
+              <w:t>SmartSafe (Yijian Intelligent) — Overseas Technical Support / Service Engineer</w:t>
+            </w:r>
+          </w:p>
+        </w:tc>
+        <w:tc>
+          <w:tcPr>
+            <w:tcW w:type="dxa" w:w="2414"/>
+            <w:tcBorders>
+              <w:top w:sz="6.400000000000091" w:val="single" w:color="#212121"/>
+            </w:tcBorders>
+            <w:tcMar>
+              <w:start w:w="0" w:type="dxa"/>
+              <w:end w:w="0" w:type="dxa"/>
+            </w:tcMar>
+          </w:tcPr>
+          <w:p>
+            <w:pPr>
+              <w:autoSpaceDN w:val="0"/>
+              <w:autoSpaceDE w:val="0"/>
+              <w:widowControl/>
+              <w:spacing w:line="240" w:lineRule="auto" w:before="62" w:after="0"/>
+              <w:ind w:left="0" w:right="0" w:firstLine="0"/>
+              <w:jc w:val="right"/>
+            </w:pPr>
+            <w:r>
+              <w:rPr>
+                <w:rFonts w:ascii="Noto Sans" w:hAnsi="Noto Sans" w:eastAsia="Noto Sans"/>
+                <w:b w:val="0"/>
+                <w:i w:val="0"/>
+                <w:color w:val="555555"/>
+                <w:sz w:val="18"/>
+              </w:rPr>
+              <w:t>Nov 2025 – Present</w:t>
+            </w:r>
+          </w:p>
+        </w:tc>
+      </w:tr>
+    </w:tbl>
+    <w:p>
+      <w:pPr>
+        <w:autoSpaceDN w:val="0"/>
+        <w:tabs>
+          <w:tab w:pos="202" w:val="left"/>
+        </w:tabs>
+        <w:autoSpaceDE w:val="0"/>
+        <w:widowControl/>
+        <w:spacing w:line="247" w:lineRule="auto" w:before="0" w:after="0"/>
+        <w:ind w:left="0" w:right="144" w:firstLine="0"/>
+        <w:jc w:val="left"/>
+      </w:pPr>
+      <w:r>
+        <w:rPr>
+          <w:rFonts w:ascii="Noto Sans" w:hAnsi="Noto Sans" w:eastAsia="Noto Sans"/>
           <w:b w:val="0"/>
-          <w:sz w:val="20"/>
+          <w:i w:val="0"/>
+          <w:color w:val="444444"/>
+          <w:sz w:val="18"/>
         </w:rPr>
-        <w:t>• Base: Automation degree + Intelligent Vehicle Lab; sensor/embedded/PCB/debug foundation for electromechanical and robotics-related equipment support.</w:t>
+        <w:t xml:space="preserve">Automotive aftermarket inspection &amp; maintenance equipment | Internal service engineer + external overseas technical </w:t>
+      </w:r>
+      <w:r>
+        <w:rPr>
+          <w:rFonts w:ascii="Noto Sans" w:hAnsi="Noto Sans" w:eastAsia="Noto Sans"/>
+          <w:b w:val="0"/>
+          <w:i w:val="0"/>
+          <w:color w:val="444444"/>
+          <w:sz w:val="18"/>
+        </w:rPr>
+        <w:t>support</w:t>
+      </w:r>
+      <w:r>
+        <w:br/>
+      </w:r>
+      <w:r>
+        <w:rPr>
+          <w:w w:val="101.05040700812089"/>
+          <w:rFonts w:ascii="Noto Sans" w:hAnsi="Noto Sans" w:eastAsia="Noto Sans"/>
+          <w:b w:val="0"/>
+          <w:i w:val="0"/>
+          <w:color w:val="1A1A1A"/>
+          <w:sz w:val="19"/>
+        </w:rPr>
+        <w:t xml:space="preserve">• Multi-line support: wheel alignment, ADAS calibration, A/C refrigerant exchange, injector cleaning, ATF exchange, EV </w:t>
+      </w:r>
+      <w:r>
+        <w:tab/>
+      </w:r>
+      <w:r>
+        <w:rPr>
+          <w:w w:val="101.05040700812089"/>
+          <w:rFonts w:ascii="Noto Sans" w:hAnsi="Noto Sans" w:eastAsia="Noto Sans"/>
+          <w:b w:val="0"/>
+          <w:i w:val="0"/>
+          <w:color w:val="1A1A1A"/>
+          <w:sz w:val="19"/>
+        </w:rPr>
+        <w:t>battery pack charge/discharge &amp; balancing, diagnostic tablets—ramped up quickly under limited deep training.</w:t>
       </w:r>
     </w:p>
     <w:p>
       <w:pPr>
-        <w:spacing w:before="160" w:after="40" w:line="264" w:lineRule="auto"/>
-        <w:pBdr>
-          <w:bottom w:val="single" w:sz="12" w:space="1" w:color="222222"/>
-        </w:pBdr>
+        <w:autoSpaceDN w:val="0"/>
+        <w:tabs>
+          <w:tab w:pos="202" w:val="left"/>
+        </w:tabs>
+        <w:autoSpaceDE w:val="0"/>
+        <w:widowControl/>
+        <w:spacing w:line="245" w:lineRule="auto" w:before="8" w:after="0"/>
+        <w:ind w:left="0" w:right="288" w:firstLine="0"/>
+        <w:jc w:val="left"/>
       </w:pPr>
       <w:r>
         <w:rPr>
-          <w:rFonts w:ascii="Calibri" w:hAnsi="Calibri" w:eastAsia="微软雅黑"/>
-          <w:b/>
-          <w:sz w:val="24"/>
+          <w:w w:val="101.05040700812089"/>
+          <w:rFonts w:ascii="Noto Sans" w:hAnsi="Noto Sans" w:eastAsia="Noto Sans"/>
+          <w:b w:val="0"/>
+          <w:i w:val="0"/>
+          <w:color w:val="1A1A1A"/>
+          <w:sz w:val="19"/>
         </w:rPr>
-        <w:t>WORK EXPERIENCE</w:t>
+        <w:t>• Field work in Spain, Netherlands, France, and Germany: after-sales troubleshooting, product training, dealer/end-</w:t>
+      </w:r>
+      <w:r>
+        <w:tab/>
+      </w:r>
+      <w:r>
+        <w:rPr>
+          <w:w w:val="101.05040700812089"/>
+          <w:rFonts w:ascii="Noto Sans" w:hAnsi="Noto Sans" w:eastAsia="Noto Sans"/>
+          <w:b w:val="0"/>
+          <w:i w:val="0"/>
+          <w:color w:val="1A1A1A"/>
+          <w:sz w:val="19"/>
+        </w:rPr>
+        <w:t>user enablement.</w:t>
       </w:r>
     </w:p>
     <w:p>
       <w:pPr>
+        <w:autoSpaceDN w:val="0"/>
         <w:tabs>
-          <w:tab w:pos="9354" w:val="right"/>
+          <w:tab w:pos="202" w:val="left"/>
         </w:tabs>
-        <w:spacing w:before="100" w:after="20" w:line="276" w:lineRule="auto"/>
+        <w:autoSpaceDE w:val="0"/>
+        <w:widowControl/>
+        <w:spacing w:line="245" w:lineRule="auto" w:before="8" w:after="0"/>
+        <w:ind w:left="0" w:right="1008" w:firstLine="0"/>
+        <w:jc w:val="left"/>
       </w:pPr>
       <w:r>
         <w:rPr>
-          <w:rFonts w:ascii="Calibri" w:hAnsi="Calibri" w:eastAsia="微软雅黑"/>
-          <w:b/>
-          <w:sz w:val="21"/>
+          <w:w w:val="101.05040700812089"/>
+          <w:rFonts w:ascii="Noto Sans" w:hAnsi="Noto Sans" w:eastAsia="Noto Sans"/>
+          <w:b w:val="0"/>
+          <w:i w:val="0"/>
+          <w:color w:val="1A1A1A"/>
+          <w:sz w:val="19"/>
         </w:rPr>
-        <w:t>SmartSafe (Yijian Intelligent) — Overseas Technical Support / Service Engineer</w:t>
+        <w:t xml:space="preserve">• Key account: followed wheel-alignment HW/SW requirements for ~4 months; aligned features, interfaces, </w:t>
+      </w:r>
+      <w:r>
+        <w:tab/>
       </w:r>
       <w:r>
         <w:rPr>
-          <w:rFonts w:ascii="Calibri" w:hAnsi="Calibri" w:eastAsia="微软雅黑"/>
+          <w:w w:val="101.05040700812089"/>
+          <w:rFonts w:ascii="Noto Sans" w:hAnsi="Noto Sans" w:eastAsia="Noto Sans"/>
           <w:b w:val="0"/>
-          <w:color w:val="555555"/>
-          <w:sz w:val="20"/>
+          <w:i w:val="0"/>
+          <w:color w:val="1A1A1A"/>
+          <w:sz w:val="19"/>
         </w:rPr>
-        <w:tab/>
-        <w:t>Nov 2025 – Present</w:t>
+        <w:t>acceptance, and priorities between R&amp;D and customer until product landed.</w:t>
       </w:r>
     </w:p>
     <w:p>
       <w:pPr>
-        <w:spacing w:before="0" w:after="20" w:line="276" w:lineRule="auto"/>
+        <w:autoSpaceDN w:val="0"/>
+        <w:tabs>
+          <w:tab w:pos="202" w:val="left"/>
+        </w:tabs>
+        <w:autoSpaceDE w:val="0"/>
+        <w:widowControl/>
+        <w:spacing w:line="245" w:lineRule="auto" w:before="24" w:after="0"/>
+        <w:ind w:left="0" w:right="0" w:firstLine="0"/>
+        <w:jc w:val="left"/>
       </w:pPr>
       <w:r>
         <w:rPr>
-          <w:rFonts w:ascii="Calibri" w:hAnsi="Calibri" w:eastAsia="微软雅黑"/>
+          <w:w w:val="101.05040700812089"/>
+          <w:rFonts w:ascii="Noto Sans" w:hAnsi="Noto Sans" w:eastAsia="Noto Sans"/>
           <w:b w:val="0"/>
-          <w:color w:val="555555"/>
+          <w:i w:val="0"/>
+          <w:color w:val="1A1A1A"/>
           <w:sz w:val="19"/>
         </w:rPr>
-        <w:t>Automotive aftermarket inspection &amp; maintenance equipment | Internal service engineer + external overseas technical support</w:t>
+        <w:t xml:space="preserve">• Role focus: reliable at requirement clarification, issue triage, cross-team push, and expectation management across a </w:t>
+      </w:r>
+      <w:r>
+        <w:tab/>
+      </w:r>
+      <w:r>
+        <w:rPr>
+          <w:w w:val="101.05040700812089"/>
+          <w:rFonts w:ascii="Noto Sans" w:hAnsi="Noto Sans" w:eastAsia="Noto Sans"/>
+          <w:b w:val="0"/>
+          <w:i w:val="0"/>
+          <w:color w:val="1A1A1A"/>
+          <w:sz w:val="19"/>
+        </w:rPr>
+        <w:t>wide portfolio.</w:t>
       </w:r>
     </w:p>
     <w:p>
       <w:pPr>
-        <w:spacing w:before="0" w:after="20" w:line="288" w:lineRule="auto"/>
+        <w:autoSpaceDN w:val="0"/>
+        <w:tabs>
+          <w:tab w:pos="202" w:val="left"/>
+        </w:tabs>
+        <w:autoSpaceDE w:val="0"/>
+        <w:widowControl/>
+        <w:spacing w:line="245" w:lineRule="auto" w:before="24" w:after="0"/>
+        <w:ind w:left="0" w:right="288" w:firstLine="0"/>
+        <w:jc w:val="left"/>
       </w:pPr>
       <w:r>
         <w:rPr>
-          <w:rFonts w:ascii="Calibri" w:hAnsi="Calibri" w:eastAsia="微软雅黑"/>
+          <w:w w:val="101.05040700812089"/>
+          <w:rFonts w:ascii="Noto Sans" w:hAnsi="Noto Sans" w:eastAsia="Noto Sans"/>
           <w:b w:val="0"/>
-          <w:sz w:val="20"/>
+          <w:i w:val="0"/>
+          <w:color w:val="1A1A1A"/>
+          <w:sz w:val="19"/>
         </w:rPr>
-        <w:t>• Multi-line support: wheel alignment, ADAS calibration, A/C refrigerant exchange, injector cleaning, ATF exchange, EV battery pack charge/discharge &amp; balancing, diagnostic tablets—ramped up quickly under limited deep training.</w:t>
+        <w:t xml:space="preserve">• AI knowledge base (Cursor): FAQ + product docs, chat-style retrieval; accounts for sales/service; 24/7 on company </w:t>
+      </w:r>
+      <w:r>
+        <w:tab/>
+      </w:r>
+      <w:r>
+        <w:rPr>
+          <w:w w:val="101.05040700812089"/>
+          <w:rFonts w:ascii="Noto Sans" w:hAnsi="Noto Sans" w:eastAsia="Noto Sans"/>
+          <w:b w:val="0"/>
+          <w:i w:val="0"/>
+          <w:color w:val="1A1A1A"/>
+          <w:sz w:val="19"/>
+        </w:rPr>
+        <w:t>servers to reduce after-hours document search across time zones.</w:t>
       </w:r>
     </w:p>
     <w:p>
       <w:pPr>
-        <w:spacing w:before="0" w:after="20" w:line="288" w:lineRule="auto"/>
+        <w:autoSpaceDN w:val="0"/>
+        <w:tabs>
+          <w:tab w:pos="202" w:val="left"/>
+        </w:tabs>
+        <w:autoSpaceDE w:val="0"/>
+        <w:widowControl/>
+        <w:spacing w:line="245" w:lineRule="auto" w:before="8" w:after="0"/>
+        <w:ind w:left="0" w:right="576" w:firstLine="0"/>
+        <w:jc w:val="left"/>
       </w:pPr>
       <w:r>
         <w:rPr>
-          <w:rFonts w:ascii="Calibri" w:hAnsi="Calibri" w:eastAsia="微软雅黑"/>
+          <w:w w:val="101.05040700812089"/>
+          <w:rFonts w:ascii="Noto Sans" w:hAnsi="Noto Sans" w:eastAsia="Noto Sans"/>
           <w:b w:val="0"/>
-          <w:sz w:val="20"/>
+          <w:i w:val="0"/>
+          <w:color w:val="1A1A1A"/>
+          <w:sz w:val="19"/>
         </w:rPr>
-        <w:t>• Field work in Spain, Netherlands, France, and Germany: after-sales troubleshooting, product training, dealer/end-user enablement.</w:t>
+        <w:t xml:space="preserve">• Ticket platform: case records with video/image/document upload, customer–issue linkage, and dashboard for </w:t>
+      </w:r>
+      <w:r>
+        <w:tab/>
+      </w:r>
+      <w:r>
+        <w:rPr>
+          <w:w w:val="101.05040700812089"/>
+          <w:rFonts w:ascii="Noto Sans" w:hAnsi="Noto Sans" w:eastAsia="Noto Sans"/>
+          <w:b w:val="0"/>
+          <w:i w:val="0"/>
+          <w:color w:val="1A1A1A"/>
+          <w:sz w:val="19"/>
+        </w:rPr>
+        <w:t>cumulative issue visibility.</w:t>
       </w:r>
     </w:p>
     <w:p>
       <w:pPr>
-        <w:spacing w:before="0" w:after="20" w:line="288" w:lineRule="auto"/>
+        <w:autoSpaceDN w:val="0"/>
+        <w:tabs>
+          <w:tab w:pos="8934" w:val="left"/>
+        </w:tabs>
+        <w:autoSpaceDE w:val="0"/>
+        <w:widowControl/>
+        <w:spacing w:line="242" w:lineRule="auto" w:before="66" w:after="0"/>
+        <w:ind w:left="0" w:right="0" w:firstLine="0"/>
+        <w:jc w:val="left"/>
       </w:pPr>
       <w:r>
         <w:rPr>
-          <w:rFonts w:ascii="Calibri" w:hAnsi="Calibri" w:eastAsia="微软雅黑"/>
-          <w:b w:val="0"/>
-          <w:sz w:val="20"/>
+          <w:w w:val="101.05040700812089"/>
+          <w:rFonts w:ascii="Noto Sans" w:hAnsi="Noto Sans" w:eastAsia="Noto Sans"/>
+          <w:b/>
+          <w:i w:val="0"/>
+          <w:color w:val="1A1A1A"/>
+          <w:sz w:val="19"/>
         </w:rPr>
-        <w:t>• Key account: followed wheel-alignment HW/SW requirements for ~4 months; aligned features, interfaces, acceptance, and priorities between R&amp;D and customer until product landed.</w:t>
+        <w:t xml:space="preserve">ELEGOO (Shenzhen Zhinenpai Technology) — Overseas Technical Support Engineer </w:t>
       </w:r>
-    </w:p>
-    <w:p>
-      <w:pPr>
-        <w:spacing w:before="0" w:after="20" w:line="288" w:lineRule="auto"/>
-      </w:pPr>
       <w:r>
-        <w:rPr>
-          <w:rFonts w:ascii="Calibri" w:hAnsi="Calibri" w:eastAsia="微软雅黑"/>
-          <w:b w:val="0"/>
-          <w:sz w:val="20"/>
-        </w:rPr>
-        <w:t>• Role focus: reliable at requirement clarification, issue triage, cross-team push, and expectation management across a wide portfolio.</w:t>
-      </w:r>
-    </w:p>
-    <w:p>
-      <w:pPr>
-        <w:spacing w:before="0" w:after="20" w:line="288" w:lineRule="auto"/>
-      </w:pPr>
-      <w:r>
-        <w:rPr>
-          <w:rFonts w:ascii="Calibri" w:hAnsi="Calibri" w:eastAsia="微软雅黑"/>
-          <w:b w:val="0"/>
-          <w:sz w:val="20"/>
-        </w:rPr>
-        <w:t>• AI knowledge base (Cursor): FAQ + product docs, chat-style retrieval; accounts for sales/service; 24/7 on company servers to reduce after-hours document search across time zones.</w:t>
-      </w:r>
-    </w:p>
-    <w:p>
-      <w:pPr>
-        <w:spacing w:before="0" w:after="20" w:line="288" w:lineRule="auto"/>
-      </w:pPr>
-      <w:r>
-        <w:rPr>
-          <w:rFonts w:ascii="Calibri" w:hAnsi="Calibri" w:eastAsia="微软雅黑"/>
-          <w:b w:val="0"/>
-          <w:sz w:val="20"/>
-        </w:rPr>
-        <w:t>• Ticket platform: case records with video/image/document upload, customer–issue linkage, and dashboard for cumulative issue visibility.</w:t>
-      </w:r>
-    </w:p>
-    <w:p>
-      <w:pPr>
-        <w:tabs>
-          <w:tab w:pos="9354" w:val="right"/>
-        </w:tabs>
-        <w:spacing w:before="100" w:after="20" w:line="276" w:lineRule="auto"/>
-      </w:pPr>
-      <w:r>
-        <w:rPr>
-          <w:rFonts w:ascii="Calibri" w:hAnsi="Calibri" w:eastAsia="微软雅黑"/>
-          <w:b/>
-          <w:sz w:val="21"/>
-        </w:rPr>
-        <w:t>ELEGOO (Shenzhen Zhinenpai Technology) — Overseas Technical Support Engineer</w:t>
+        <w:tab/>
       </w:r>
       <w:r>
         <w:rPr>
-          <w:rFonts w:ascii="Calibri" w:hAnsi="Calibri" w:eastAsia="微软雅黑"/>
+          <w:rFonts w:ascii="Noto Sans" w:hAnsi="Noto Sans" w:eastAsia="Noto Sans"/>
           <w:b w:val="0"/>
+          <w:i w:val="0"/>
           <w:color w:val="555555"/>
-          <w:sz w:val="20"/>
+          <w:sz w:val="18"/>
         </w:rPr>
-        <w:tab/>
         <w:t>Aug 2025 – Oct 2025</w:t>
       </w:r>
     </w:p>
     <w:p>
       <w:pPr>
-        <w:spacing w:before="0" w:after="20" w:line="276" w:lineRule="auto"/>
+        <w:autoSpaceDN w:val="0"/>
+        <w:tabs>
+          <w:tab w:pos="202" w:val="left"/>
+        </w:tabs>
+        <w:autoSpaceDE w:val="0"/>
+        <w:widowControl/>
+        <w:spacing w:line="247" w:lineRule="auto" w:before="22" w:after="0"/>
+        <w:ind w:left="0" w:right="0" w:firstLine="0"/>
+        <w:jc w:val="left"/>
       </w:pPr>
       <w:r>
         <w:rPr>
-          <w:rFonts w:ascii="Calibri" w:hAnsi="Calibri" w:eastAsia="微软雅黑"/>
+          <w:rFonts w:ascii="Noto Sans" w:hAnsi="Noto Sans" w:eastAsia="Noto Sans"/>
           <w:b w:val="0"/>
-          <w:color w:val="555555"/>
+          <w:i w:val="0"/>
+          <w:color w:val="444444"/>
+          <w:sz w:val="18"/>
+        </w:rPr>
+        <w:t>3D printing export | Desk-based remote after-sales/technical support for EU/US customers</w:t>
+      </w:r>
+      <w:r>
+        <w:br/>
+      </w:r>
+      <w:r>
+        <w:rPr>
+          <w:w w:val="101.05040700812089"/>
+          <w:rFonts w:ascii="Noto Sans" w:hAnsi="Noto Sans" w:eastAsia="Noto Sans"/>
+          <w:b w:val="0"/>
+          <w:i w:val="0"/>
+          <w:color w:val="1A1A1A"/>
           <w:sz w:val="19"/>
         </w:rPr>
-        <w:t>3D printing export | Desk-based remote after-sales/technical support for EU/US customers</w:t>
+        <w:t xml:space="preserve">• Independent EU/US technical inquiries at high daily volume; built personal knowledge base + AI agent to standardize </w:t>
+      </w:r>
+      <w:r>
+        <w:tab/>
+      </w:r>
+      <w:r>
+        <w:rPr>
+          <w:w w:val="101.05040700812089"/>
+          <w:rFonts w:ascii="Noto Sans" w:hAnsi="Noto Sans" w:eastAsia="Noto Sans"/>
+          <w:b w:val="0"/>
+          <w:i w:val="0"/>
+          <w:color w:val="1A1A1A"/>
+          <w:sz w:val="19"/>
+        </w:rPr>
+        <w:t>recurring issues.</w:t>
       </w:r>
     </w:p>
     <w:p>
       <w:pPr>
-        <w:spacing w:before="0" w:after="20" w:line="288" w:lineRule="auto"/>
+        <w:autoSpaceDN w:val="0"/>
+        <w:autoSpaceDE w:val="0"/>
+        <w:widowControl/>
+        <w:spacing w:line="240" w:lineRule="auto" w:before="24" w:after="0"/>
+        <w:ind w:left="0" w:right="0" w:firstLine="0"/>
+        <w:jc w:val="left"/>
       </w:pPr>
       <w:r>
         <w:rPr>
-          <w:rFonts w:ascii="Calibri" w:hAnsi="Calibri" w:eastAsia="微软雅黑"/>
+          <w:w w:val="101.05040700812089"/>
+          <w:rFonts w:ascii="Noto Sans" w:hAnsi="Noto Sans" w:eastAsia="Noto Sans"/>
           <w:b w:val="0"/>
-          <w:sz w:val="20"/>
-        </w:rPr>
-        <w:t>• Independent EU/US technical inquiries at high daily volume; built personal knowledge base + AI agent to standardize recurring issues.</w:t>
-      </w:r>
-    </w:p>
-    <w:p>
-      <w:pPr>
-        <w:spacing w:before="0" w:after="20" w:line="288" w:lineRule="auto"/>
-      </w:pPr>
-      <w:r>
-        <w:rPr>
-          <w:rFonts w:ascii="Calibri" w:hAnsi="Calibri" w:eastAsia="微软雅黑"/>
-          <w:b w:val="0"/>
-          <w:sz w:val="20"/>
+          <w:i w:val="0"/>
+          <w:color w:val="1A1A1A"/>
+          <w:sz w:val="19"/>
         </w:rPr>
         <w:t>• Compiled user pain points and design gaps as structured input for product and engineering teams.</w:t>
       </w:r>
     </w:p>
     <w:p>
       <w:pPr>
-        <w:spacing w:before="160" w:after="40" w:line="264" w:lineRule="auto"/>
-        <w:pBdr>
-          <w:bottom w:val="single" w:sz="12" w:space="1" w:color="222222"/>
-        </w:pBdr>
+        <w:sectPr>
+          <w:pgSz w:w="11899" w:h="16838"/>
+          <w:pgMar w:top="312" w:right="586" w:bottom="1440" w:left="630" w:header="720" w:footer="720" w:gutter="0"/>
+          <w:cols/>
+          <w:docGrid w:linePitch="360"/>
+        </w:sectPr>
+      </w:pPr>
+    </w:p>
+    <w:p>
+      <w:pPr>
+        <w:autoSpaceDN w:val="0"/>
+        <w:autoSpaceDE w:val="0"/>
+        <w:widowControl/>
+        <w:spacing w:line="220" w:lineRule="exact" w:before="0" w:after="154"/>
+        <w:ind w:left="0" w:right="0"/>
+      </w:pPr>
+    </w:p>
+    <w:p>
+      <w:pPr>
+        <w:autoSpaceDN w:val="0"/>
+        <w:autoSpaceDE w:val="0"/>
+        <w:widowControl/>
+        <w:spacing w:line="240" w:lineRule="auto" w:before="0" w:after="44"/>
+        <w:ind w:left="0" w:right="0" w:firstLine="0"/>
+        <w:jc w:val="left"/>
       </w:pPr>
       <w:r>
         <w:rPr>
-          <w:rFonts w:ascii="Calibri" w:hAnsi="Calibri" w:eastAsia="微软雅黑"/>
+          <w:rFonts w:ascii="Noto Sans" w:hAnsi="Noto Sans" w:eastAsia="Noto Sans"/>
           <w:b/>
-          <w:sz w:val="24"/>
+          <w:i w:val="0"/>
+          <w:color w:val="1A1A1A"/>
+          <w:sz w:val="21"/>
         </w:rPr>
         <w:t>EDUCATION</w:t>
       </w:r>
     </w:p>
+    <w:tbl>
+      <w:tblPr>
+        <w:tblW w:type="auto" w:w="0"/>
+        <w:tblLayout w:type="fixed"/>
+        <w:tblLook w:firstColumn="1" w:firstRow="1" w:lastColumn="0" w:lastRow="0" w:noHBand="0" w:noVBand="1" w:val="04A0"/>
+        <w:tblInd w:w="0.0" w:type="dxa"/>
+      </w:tblPr>
+      <w:tblGrid>
+        <w:gridCol w:w="5341"/>
+        <w:gridCol w:w="5341"/>
+      </w:tblGrid>
+      <w:tr>
+        <w:trPr>
+          <w:trHeight w:hRule="exact" w:val="336"/>
+        </w:trPr>
+        <w:tc>
+          <w:tcPr>
+            <w:tcW w:type="dxa" w:w="8610"/>
+            <w:tcBorders>
+              <w:top w:sz="6.399999999999977" w:val="single" w:color="#212121"/>
+            </w:tcBorders>
+            <w:tcMar>
+              <w:start w:w="0" w:type="dxa"/>
+              <w:end w:w="0" w:type="dxa"/>
+            </w:tcMar>
+          </w:tcPr>
+          <w:p>
+            <w:pPr>
+              <w:autoSpaceDN w:val="0"/>
+              <w:autoSpaceDE w:val="0"/>
+              <w:widowControl/>
+              <w:spacing w:line="240" w:lineRule="auto" w:before="64" w:after="0"/>
+              <w:ind w:left="0" w:right="0" w:firstLine="0"/>
+              <w:jc w:val="left"/>
+            </w:pPr>
+            <w:r>
+              <w:rPr>
+                <w:w w:val="101.05040700812089"/>
+                <w:rFonts w:ascii="Noto Sans" w:hAnsi="Noto Sans" w:eastAsia="Noto Sans"/>
+                <w:b/>
+                <w:i w:val="0"/>
+                <w:color w:val="1A1A1A"/>
+                <w:sz w:val="19"/>
+              </w:rPr>
+              <w:t>Zhejiang University of Science and Technology — B.E. Automation | GPA 3.04 (Top 15%)</w:t>
+            </w:r>
+          </w:p>
+        </w:tc>
+        <w:tc>
+          <w:tcPr>
+            <w:tcW w:type="dxa" w:w="2054"/>
+            <w:tcBorders>
+              <w:top w:sz="6.399999999999977" w:val="single" w:color="#212121"/>
+            </w:tcBorders>
+            <w:tcMar>
+              <w:start w:w="0" w:type="dxa"/>
+              <w:end w:w="0" w:type="dxa"/>
+            </w:tcMar>
+          </w:tcPr>
+          <w:p>
+            <w:pPr>
+              <w:autoSpaceDN w:val="0"/>
+              <w:autoSpaceDE w:val="0"/>
+              <w:widowControl/>
+              <w:spacing w:line="240" w:lineRule="auto" w:before="62" w:after="0"/>
+              <w:ind w:left="372" w:right="0" w:firstLine="0"/>
+              <w:jc w:val="left"/>
+            </w:pPr>
+            <w:r>
+              <w:rPr>
+                <w:rFonts w:ascii="Noto Sans" w:hAnsi="Noto Sans" w:eastAsia="Noto Sans"/>
+                <w:b w:val="0"/>
+                <w:i w:val="0"/>
+                <w:color w:val="555555"/>
+                <w:sz w:val="18"/>
+              </w:rPr>
+              <w:t>Sep 2021 – Jun 2025</w:t>
+            </w:r>
+          </w:p>
+        </w:tc>
+      </w:tr>
+    </w:tbl>
     <w:p>
       <w:pPr>
-        <w:tabs>
-          <w:tab w:pos="9354" w:val="right"/>
-        </w:tabs>
-        <w:spacing w:before="100" w:after="20" w:line="276" w:lineRule="auto"/>
+        <w:autoSpaceDN w:val="0"/>
+        <w:autoSpaceDE w:val="0"/>
+        <w:widowControl/>
+        <w:spacing w:line="245" w:lineRule="auto" w:before="0" w:after="0"/>
+        <w:ind w:left="0" w:right="0" w:firstLine="0"/>
+        <w:jc w:val="left"/>
       </w:pPr>
       <w:r>
         <w:rPr>
-          <w:rFonts w:ascii="Calibri" w:hAnsi="Calibri" w:eastAsia="微软雅黑"/>
-          <w:b/>
-          <w:sz w:val="21"/>
+          <w:rFonts w:ascii="Noto Sans" w:hAnsi="Noto Sans" w:eastAsia="Noto Sans"/>
+          <w:b w:val="0"/>
+          <w:i w:val="0"/>
+          <w:color w:val="444444"/>
+          <w:sz w:val="18"/>
         </w:rPr>
-        <w:t>Zhejiang University of Science and Technology — B.E. Automation | GPA 3.04 (Top 15%)</w:t>
+        <w:t xml:space="preserve">CET-6 | Coursework: MCU/embedded, microcomputer principles, automatic control, C, data structures | Intelligent Vehicle Lab </w:t>
       </w:r>
       <w:r>
         <w:rPr>
-          <w:rFonts w:ascii="Calibri" w:hAnsi="Calibri" w:eastAsia="微软雅黑"/>
+          <w:rFonts w:ascii="Noto Sans" w:hAnsi="Noto Sans" w:eastAsia="Noto Sans"/>
           <w:b w:val="0"/>
-          <w:color w:val="555555"/>
-          <w:sz w:val="20"/>
+          <w:i w:val="0"/>
+          <w:color w:val="444444"/>
+          <w:sz w:val="18"/>
         </w:rPr>
-        <w:tab/>
-        <w:t>Sep 2021 – Jun 2025</w:t>
+        <w:t>3 years</w:t>
       </w:r>
     </w:p>
     <w:p>
       <w:pPr>
-        <w:spacing w:before="0" w:after="20" w:line="276" w:lineRule="auto"/>
+        <w:autoSpaceDN w:val="0"/>
+        <w:autoSpaceDE w:val="0"/>
+        <w:widowControl/>
+        <w:spacing w:line="240" w:lineRule="auto" w:before="128" w:after="42"/>
+        <w:ind w:left="0" w:right="0" w:firstLine="0"/>
+        <w:jc w:val="left"/>
       </w:pPr>
       <w:r>
         <w:rPr>
-          <w:rFonts w:ascii="Calibri" w:hAnsi="Calibri" w:eastAsia="微软雅黑"/>
-          <w:b w:val="0"/>
-          <w:color w:val="555555"/>
-          <w:sz w:val="19"/>
-        </w:rPr>
-        <w:t>CET-6 | Coursework: MCU/embedded, microcomputer principles, automatic control, C, data structures | Intelligent Vehicle Lab 3 years</w:t>
-      </w:r>
-    </w:p>
-    <w:p>
-      <w:pPr>
-        <w:spacing w:before="160" w:after="40" w:line="264" w:lineRule="auto"/>
-        <w:pBdr>
-          <w:bottom w:val="single" w:sz="12" w:space="1" w:color="222222"/>
-        </w:pBdr>
-      </w:pPr>
-      <w:r>
-        <w:rPr>
-          <w:rFonts w:ascii="Calibri" w:hAnsi="Calibri" w:eastAsia="微软雅黑"/>
+          <w:rFonts w:ascii="Noto Sans" w:hAnsi="Noto Sans" w:eastAsia="Noto Sans"/>
           <w:b/>
-          <w:sz w:val="24"/>
+          <w:i w:val="0"/>
+          <w:color w:val="1A1A1A"/>
+          <w:sz w:val="21"/>
         </w:rPr>
         <w:t>PROJECTS (TECHNICAL FOUNDATION)</w:t>
       </w:r>
     </w:p>
+    <w:tbl>
+      <w:tblPr>
+        <w:tblW w:type="auto" w:w="0"/>
+        <w:tblLayout w:type="fixed"/>
+        <w:tblLook w:firstColumn="1" w:firstRow="1" w:lastColumn="0" w:lastRow="0" w:noHBand="0" w:noVBand="1" w:val="04A0"/>
+        <w:tblInd w:w="0.0" w:type="dxa"/>
+      </w:tblPr>
+      <w:tblGrid>
+        <w:gridCol w:w="5341"/>
+        <w:gridCol w:w="5341"/>
+      </w:tblGrid>
+      <w:tr>
+        <w:trPr>
+          <w:trHeight w:hRule="exact" w:val="336"/>
+        </w:trPr>
+        <w:tc>
+          <w:tcPr>
+            <w:tcW w:type="dxa" w:w="7350"/>
+            <w:tcBorders>
+              <w:top w:sz="6.399999999999977" w:val="single" w:color="#212121"/>
+            </w:tcBorders>
+            <w:tcMar>
+              <w:start w:w="0" w:type="dxa"/>
+              <w:end w:w="0" w:type="dxa"/>
+            </w:tcMar>
+          </w:tcPr>
+          <w:p>
+            <w:pPr>
+              <w:autoSpaceDN w:val="0"/>
+              <w:autoSpaceDE w:val="0"/>
+              <w:widowControl/>
+              <w:spacing w:line="240" w:lineRule="auto" w:before="64" w:after="0"/>
+              <w:ind w:left="0" w:right="0" w:firstLine="0"/>
+              <w:jc w:val="left"/>
+            </w:pPr>
+            <w:r>
+              <w:rPr>
+                <w:w w:val="101.05040700812089"/>
+                <w:rFonts w:ascii="Noto Sans" w:hAnsi="Noto Sans" w:eastAsia="Noto Sans"/>
+                <w:b/>
+                <w:i w:val="0"/>
+                <w:color w:val="1A1A1A"/>
+                <w:sz w:val="19"/>
+              </w:rPr>
+              <w:t>Inertial Navigation Off-Road Vehicle (Infineon TC264 / TC377)</w:t>
+            </w:r>
+          </w:p>
+        </w:tc>
+        <w:tc>
+          <w:tcPr>
+            <w:tcW w:type="dxa" w:w="3314"/>
+            <w:tcBorders>
+              <w:top w:sz="6.399999999999977" w:val="single" w:color="#212121"/>
+            </w:tcBorders>
+            <w:tcMar>
+              <w:start w:w="0" w:type="dxa"/>
+              <w:end w:w="0" w:type="dxa"/>
+            </w:tcMar>
+          </w:tcPr>
+          <w:p>
+            <w:pPr>
+              <w:autoSpaceDN w:val="0"/>
+              <w:autoSpaceDE w:val="0"/>
+              <w:widowControl/>
+              <w:spacing w:line="240" w:lineRule="auto" w:before="62" w:after="0"/>
+              <w:ind w:left="0" w:right="0" w:firstLine="0"/>
+              <w:jc w:val="right"/>
+            </w:pPr>
+            <w:r>
+              <w:rPr>
+                <w:rFonts w:ascii="Noto Sans" w:hAnsi="Noto Sans" w:eastAsia="Noto Sans"/>
+                <w:b w:val="0"/>
+                <w:i w:val="0"/>
+                <w:color w:val="555555"/>
+                <w:sz w:val="18"/>
+              </w:rPr>
+              <w:t>Dec 2022 – Aug 2023</w:t>
+            </w:r>
+          </w:p>
+        </w:tc>
+      </w:tr>
+    </w:tbl>
     <w:p>
       <w:pPr>
-        <w:tabs>
-          <w:tab w:pos="9354" w:val="right"/>
-        </w:tabs>
-        <w:spacing w:before="100" w:after="20" w:line="276" w:lineRule="auto"/>
+        <w:autoSpaceDN w:val="0"/>
+        <w:autoSpaceDE w:val="0"/>
+        <w:widowControl/>
+        <w:spacing w:line="240" w:lineRule="auto" w:before="0" w:after="0"/>
+        <w:ind w:left="0" w:right="0" w:firstLine="0"/>
+        <w:jc w:val="left"/>
       </w:pPr>
       <w:r>
         <w:rPr>
-          <w:rFonts w:ascii="Calibri" w:hAnsi="Calibri" w:eastAsia="微软雅黑"/>
-          <w:b/>
-          <w:sz w:val="21"/>
-        </w:rPr>
-        <w:t>Inertial Navigation Off-Road Vehicle (Infineon TC264 / TC377)</w:t>
-      </w:r>
-      <w:r>
-        <w:rPr>
-          <w:rFonts w:ascii="Calibri" w:hAnsi="Calibri" w:eastAsia="微软雅黑"/>
+          <w:rFonts w:ascii="Noto Sans" w:hAnsi="Noto Sans" w:eastAsia="Noto Sans"/>
           <w:b w:val="0"/>
-          <w:color w:val="555555"/>
-          <w:sz w:val="20"/>
-        </w:rPr>
-        <w:tab/>
-        <w:t>Dec 2022 – Aug 2023</w:t>
-      </w:r>
-    </w:p>
-    <w:p>
-      <w:pPr>
-        <w:spacing w:before="0" w:after="20" w:line="276" w:lineRule="auto"/>
-      </w:pPr>
-      <w:r>
-        <w:rPr>
-          <w:rFonts w:ascii="Calibri" w:hAnsi="Calibri" w:eastAsia="微软雅黑"/>
-          <w:b w:val="0"/>
-          <w:color w:val="555555"/>
-          <w:sz w:val="19"/>
+          <w:i w:val="0"/>
+          <w:color w:val="444444"/>
+          <w:sz w:val="18"/>
         </w:rPr>
         <w:t>GPS + IMU | Provincial 2nd Prize (4th in Zhejiang), National Intelligent Vehicle Competition</w:t>
       </w:r>
     </w:p>
     <w:p>
       <w:pPr>
-        <w:spacing w:before="0" w:after="20" w:line="288" w:lineRule="auto"/>
+        <w:autoSpaceDN w:val="0"/>
+        <w:tabs>
+          <w:tab w:pos="202" w:val="left"/>
+        </w:tabs>
+        <w:autoSpaceDE w:val="0"/>
+        <w:widowControl/>
+        <w:spacing w:line="245" w:lineRule="auto" w:before="42" w:after="0"/>
+        <w:ind w:left="0" w:right="288" w:firstLine="0"/>
+        <w:jc w:val="left"/>
       </w:pPr>
       <w:r>
         <w:rPr>
-          <w:rFonts w:ascii="Calibri" w:hAnsi="Calibri" w:eastAsia="微软雅黑"/>
+          <w:w w:val="101.05040700812089"/>
+          <w:rFonts w:ascii="Noto Sans" w:hAnsi="Noto Sans" w:eastAsia="Noto Sans"/>
           <w:b w:val="0"/>
-          <w:sz w:val="20"/>
+          <w:i w:val="0"/>
+          <w:color w:val="1A1A1A"/>
+          <w:sz w:val="19"/>
         </w:rPr>
-        <w:t>• Compared GPS (UART) vs IMU (SPI); fusion/complementary filtering improved real-time response and cut ~2s race time.</w:t>
+        <w:t xml:space="preserve">• Compared GPS (UART) vs IMU (SPI); fusion/complementary filtering improved real-time response and cut ~2s race </w:t>
+      </w:r>
+      <w:r>
+        <w:tab/>
+      </w:r>
+      <w:r>
+        <w:rPr>
+          <w:w w:val="101.05040700812089"/>
+          <w:rFonts w:ascii="Noto Sans" w:hAnsi="Noto Sans" w:eastAsia="Noto Sans"/>
+          <w:b w:val="0"/>
+          <w:i w:val="0"/>
+          <w:color w:val="1A1A1A"/>
+          <w:sz w:val="19"/>
+        </w:rPr>
+        <w:t>time.</w:t>
       </w:r>
     </w:p>
     <w:p>
       <w:pPr>
-        <w:spacing w:before="0" w:after="20" w:line="288" w:lineRule="auto"/>
+        <w:autoSpaceDN w:val="0"/>
+        <w:tabs>
+          <w:tab w:pos="202" w:val="left"/>
+        </w:tabs>
+        <w:autoSpaceDE w:val="0"/>
+        <w:widowControl/>
+        <w:spacing w:line="245" w:lineRule="auto" w:before="24" w:after="0"/>
+        <w:ind w:left="0" w:right="432" w:firstLine="0"/>
+        <w:jc w:val="left"/>
       </w:pPr>
       <w:r>
         <w:rPr>
-          <w:rFonts w:ascii="Calibri" w:hAnsi="Calibri" w:eastAsia="微软雅黑"/>
+          <w:w w:val="101.05040700812089"/>
+          <w:rFonts w:ascii="Noto Sans" w:hAnsi="Noto Sans" w:eastAsia="Noto Sans"/>
           <w:b w:val="0"/>
-          <w:sz w:val="20"/>
+          <w:i w:val="0"/>
+          <w:color w:val="1A1A1A"/>
+          <w:sz w:val="19"/>
         </w:rPr>
-        <w:t>• Automatic task-zone logic; VOFA+ / Matlab path-error analysis and PID tuning; coordinated sensor selection and HW/SW split.</w:t>
+        <w:t xml:space="preserve">• Automatic task-zone logic; VOFA+ / Matlab path-error analysis and PID tuning; coordinated sensor selection and </w:t>
+      </w:r>
+      <w:r>
+        <w:tab/>
+      </w:r>
+      <w:r>
+        <w:rPr>
+          <w:w w:val="101.05040700812089"/>
+          <w:rFonts w:ascii="Noto Sans" w:hAnsi="Noto Sans" w:eastAsia="Noto Sans"/>
+          <w:b w:val="0"/>
+          <w:i w:val="0"/>
+          <w:color w:val="1A1A1A"/>
+          <w:sz w:val="19"/>
+        </w:rPr>
+        <w:t>HW/SW split.</w:t>
       </w:r>
     </w:p>
     <w:p>
       <w:pPr>
+        <w:autoSpaceDN w:val="0"/>
         <w:tabs>
-          <w:tab w:pos="9354" w:val="right"/>
+          <w:tab w:pos="9150" w:val="left"/>
         </w:tabs>
-        <w:spacing w:before="100" w:after="20" w:line="276" w:lineRule="auto"/>
+        <w:autoSpaceDE w:val="0"/>
+        <w:widowControl/>
+        <w:spacing w:line="242" w:lineRule="auto" w:before="66" w:after="0"/>
+        <w:ind w:left="0" w:right="0" w:firstLine="0"/>
+        <w:jc w:val="left"/>
       </w:pPr>
       <w:r>
         <w:rPr>
-          <w:rFonts w:ascii="Calibri" w:hAnsi="Calibri" w:eastAsia="微软雅黑"/>
+          <w:w w:val="101.05040700812089"/>
+          <w:rFonts w:ascii="Noto Sans" w:hAnsi="Noto Sans" w:eastAsia="Noto Sans"/>
           <w:b/>
-          <w:sz w:val="21"/>
+          <w:i w:val="0"/>
+          <w:color w:val="1A1A1A"/>
+          <w:sz w:val="19"/>
         </w:rPr>
-        <w:t>Infrared Line-Following (TI MSPM0G3507) · Vehicle ECU on μC/OS-II (STM32F103)</w:t>
+        <w:t xml:space="preserve">Infrared Line-Following (TI MSPM0G3507) · Vehicle ECU on μC/OS-II (STM32F103) </w:t>
+      </w:r>
+      <w:r>
+        <w:tab/>
       </w:r>
       <w:r>
         <w:rPr>
-          <w:rFonts w:ascii="Calibri" w:hAnsi="Calibri" w:eastAsia="微软雅黑"/>
+          <w:rFonts w:ascii="Noto Sans" w:hAnsi="Noto Sans" w:eastAsia="Noto Sans"/>
           <w:b w:val="0"/>
+          <w:i w:val="0"/>
           <w:color w:val="555555"/>
-          <w:sz w:val="20"/>
+          <w:sz w:val="18"/>
         </w:rPr>
-        <w:tab/>
         <w:t>2024.07 – 2025.04</w:t>
       </w:r>
     </w:p>
     <w:p>
       <w:pPr>
-        <w:spacing w:before="0" w:after="20" w:line="288" w:lineRule="auto"/>
+        <w:autoSpaceDN w:val="0"/>
+        <w:tabs>
+          <w:tab w:pos="202" w:val="left"/>
+        </w:tabs>
+        <w:autoSpaceDE w:val="0"/>
+        <w:widowControl/>
+        <w:spacing w:line="245" w:lineRule="auto" w:before="24" w:after="0"/>
+        <w:ind w:left="0" w:right="144" w:firstLine="0"/>
+        <w:jc w:val="left"/>
       </w:pPr>
       <w:r>
         <w:rPr>
-          <w:rFonts w:ascii="Calibri" w:hAnsi="Calibri" w:eastAsia="微软雅黑"/>
+          <w:w w:val="101.05040700812089"/>
+          <w:rFonts w:ascii="Noto Sans" w:hAnsi="Noto Sans" w:eastAsia="Noto Sans"/>
           <w:b w:val="0"/>
-          <w:sz w:val="20"/>
+          <w:i w:val="0"/>
+          <w:color w:val="1A1A1A"/>
+          <w:sz w:val="19"/>
         </w:rPr>
-        <w:t>• IR array + MPU6050 with DMP Euler angles and yaw-drift correction; Zhejiang Electronic Design Contest Problem H (first three tasks).</w:t>
+        <w:t xml:space="preserve">• IR array + MPU6050 with DMP Euler angles and yaw-drift correction; Zhejiang Electronic Design Contest Problem H </w:t>
+      </w:r>
+      <w:r>
+        <w:tab/>
+      </w:r>
+      <w:r>
+        <w:rPr>
+          <w:w w:val="101.05040700812089"/>
+          <w:rFonts w:ascii="Noto Sans" w:hAnsi="Noto Sans" w:eastAsia="Noto Sans"/>
+          <w:b w:val="0"/>
+          <w:i w:val="0"/>
+          <w:color w:val="1A1A1A"/>
+          <w:sz w:val="19"/>
+        </w:rPr>
+        <w:t>(first three tasks).</w:t>
       </w:r>
     </w:p>
     <w:p>
       <w:pPr>
-        <w:spacing w:before="0" w:after="20" w:line="288" w:lineRule="auto"/>
+        <w:autoSpaceDN w:val="0"/>
+        <w:tabs>
+          <w:tab w:pos="202" w:val="left"/>
+        </w:tabs>
+        <w:autoSpaceDE w:val="0"/>
+        <w:widowControl/>
+        <w:spacing w:line="245" w:lineRule="auto" w:before="24" w:after="0"/>
+        <w:ind w:left="0" w:right="432" w:firstLine="0"/>
+        <w:jc w:val="left"/>
       </w:pPr>
       <w:r>
         <w:rPr>
-          <w:rFonts w:ascii="Calibri" w:hAnsi="Calibri" w:eastAsia="微软雅黑"/>
+          <w:w w:val="101.05040700812089"/>
+          <w:rFonts w:ascii="Noto Sans" w:hAnsi="Noto Sans" w:eastAsia="Noto Sans"/>
           <w:b w:val="0"/>
-          <w:sz w:val="20"/>
+          <w:i w:val="0"/>
+          <w:color w:val="1A1A1A"/>
+          <w:sz w:val="19"/>
         </w:rPr>
-        <w:t>• Ported μC/OS-II; ultrasonic ranging, motor deceleration, buzzer, Hall RPM display; obstacle response &lt;50ms; PCB iteration in JLCPCB EDA.</w:t>
+        <w:t xml:space="preserve">• Ported μC/OS-II; ultrasonic ranging, motor deceleration, buzzer, Hall RPM display; obstacle response &lt;50ms; PCB </w:t>
+      </w:r>
+      <w:r>
+        <w:tab/>
+      </w:r>
+      <w:r>
+        <w:rPr>
+          <w:w w:val="101.05040700812089"/>
+          <w:rFonts w:ascii="Noto Sans" w:hAnsi="Noto Sans" w:eastAsia="Noto Sans"/>
+          <w:b w:val="0"/>
+          <w:i w:val="0"/>
+          <w:color w:val="1A1A1A"/>
+          <w:sz w:val="19"/>
+        </w:rPr>
+        <w:t>iteration in JLCPCB EDA.</w:t>
       </w:r>
     </w:p>
     <w:p>
       <w:pPr>
-        <w:spacing w:before="160" w:after="40" w:line="264" w:lineRule="auto"/>
-        <w:pBdr>
-          <w:bottom w:val="single" w:sz="12" w:space="1" w:color="222222"/>
-        </w:pBdr>
+        <w:autoSpaceDN w:val="0"/>
+        <w:autoSpaceDE w:val="0"/>
+        <w:widowControl/>
+        <w:spacing w:line="240" w:lineRule="auto" w:before="124" w:after="0"/>
+        <w:ind w:left="0" w:right="0" w:firstLine="0"/>
+        <w:jc w:val="left"/>
       </w:pPr>
       <w:r>
         <w:rPr>
-          <w:rFonts w:ascii="Calibri" w:hAnsi="Calibri" w:eastAsia="微软雅黑"/>
+          <w:rFonts w:ascii="Noto Sans" w:hAnsi="Noto Sans" w:eastAsia="Noto Sans"/>
           <w:b/>
-          <w:sz w:val="24"/>
+          <w:i w:val="0"/>
+          <w:color w:val="1A1A1A"/>
+          <w:sz w:val="21"/>
         </w:rPr>
         <w:t>SKILLS</w:t>
       </w:r>
     </w:p>
     <w:p>
       <w:pPr>
-        <w:spacing w:before="0" w:after="20" w:line="288" w:lineRule="auto"/>
+        <w:autoSpaceDN w:val="0"/>
+        <w:autoSpaceDE w:val="0"/>
+        <w:widowControl/>
+        <w:spacing w:line="240" w:lineRule="auto" w:before="124" w:after="0"/>
+        <w:ind w:left="0" w:right="0" w:firstLine="0"/>
+        <w:jc w:val="left"/>
       </w:pPr>
       <w:r>
         <w:rPr>
-          <w:rFonts w:ascii="Calibri" w:hAnsi="Calibri" w:eastAsia="微软雅黑"/>
+          <w:w w:val="101.05040700812089"/>
+          <w:rFonts w:ascii="Noto Sans" w:hAnsi="Noto Sans" w:eastAsia="Noto Sans"/>
           <w:b w:val="0"/>
-          <w:sz w:val="20"/>
+          <w:i w:val="0"/>
+          <w:color w:val="1A1A1A"/>
+          <w:sz w:val="19"/>
         </w:rPr>
-        <w:t>• Languages: CET-6 English; overseas customer conversations, on-site training, technical email.</w:t>
+        <w:t>Languages: CET-6 English; overseas customer conversations, on-site training, technical email.</w:t>
       </w:r>
     </w:p>
     <w:p>
       <w:pPr>
-        <w:spacing w:before="0" w:after="20" w:line="288" w:lineRule="auto"/>
+        <w:autoSpaceDN w:val="0"/>
+        <w:autoSpaceDE w:val="0"/>
+        <w:widowControl/>
+        <w:spacing w:line="245" w:lineRule="auto" w:before="52" w:after="0"/>
+        <w:ind w:left="0" w:right="1296" w:firstLine="0"/>
+        <w:jc w:val="left"/>
       </w:pPr>
       <w:r>
         <w:rPr>
-          <w:rFonts w:ascii="Calibri" w:hAnsi="Calibri" w:eastAsia="微软雅黑"/>
+          <w:w w:val="101.05040700812089"/>
+          <w:rFonts w:ascii="Noto Sans" w:hAnsi="Noto Sans" w:eastAsia="Noto Sans"/>
           <w:b w:val="0"/>
-          <w:sz w:val="20"/>
+          <w:i w:val="0"/>
+          <w:color w:val="1A1A1A"/>
+          <w:sz w:val="19"/>
         </w:rPr>
-        <w:t>• Support: pre-sales training, after-sales diagnosis, field delivery, requirement translation, cross-timezone communication.</w:t>
+        <w:t xml:space="preserve">Support: pre-sales training, after-sales diagnosis, field delivery, requirement translation, cross-timezone </w:t>
+      </w:r>
+      <w:r>
+        <w:rPr>
+          <w:w w:val="101.05040700812089"/>
+          <w:rFonts w:ascii="Noto Sans" w:hAnsi="Noto Sans" w:eastAsia="Noto Sans"/>
+          <w:b w:val="0"/>
+          <w:i w:val="0"/>
+          <w:color w:val="1A1A1A"/>
+          <w:sz w:val="19"/>
+        </w:rPr>
+        <w:t>communication.</w:t>
       </w:r>
     </w:p>
     <w:p>
       <w:pPr>
-        <w:spacing w:before="0" w:after="20" w:line="288" w:lineRule="auto"/>
+        <w:autoSpaceDN w:val="0"/>
+        <w:autoSpaceDE w:val="0"/>
+        <w:widowControl/>
+        <w:spacing w:line="240" w:lineRule="auto" w:before="52" w:after="0"/>
+        <w:ind w:left="0" w:right="0" w:firstLine="0"/>
+        <w:jc w:val="left"/>
       </w:pPr>
       <w:r>
         <w:rPr>
-          <w:rFonts w:ascii="Calibri" w:hAnsi="Calibri" w:eastAsia="微软雅黑"/>
+          <w:w w:val="101.05040700812089"/>
+          <w:rFonts w:ascii="Noto Sans" w:hAnsi="Noto Sans" w:eastAsia="Noto Sans"/>
           <w:b w:val="0"/>
-          <w:sz w:val="20"/>
+          <w:i w:val="0"/>
+          <w:color w:val="1A1A1A"/>
+          <w:sz w:val="19"/>
         </w:rPr>
-        <w:t>• Engineering: STM32 / Infineon / TI; UART/SPI; RTOS basics; PCB reading, soldering, multimeter; Python / Matlab.</w:t>
+        <w:t>Engineering: STM32 / Infineon / TI; UART/SPI; RTOS basics; PCB reading, soldering, multimeter; Python / Matlab.</w:t>
       </w:r>
     </w:p>
     <w:p>
       <w:pPr>
-        <w:spacing w:before="0" w:after="20" w:line="288" w:lineRule="auto"/>
+        <w:autoSpaceDN w:val="0"/>
+        <w:autoSpaceDE w:val="0"/>
+        <w:widowControl/>
+        <w:spacing w:line="245" w:lineRule="auto" w:before="38" w:after="0"/>
+        <w:ind w:left="0" w:right="144" w:firstLine="0"/>
+        <w:jc w:val="left"/>
       </w:pPr>
       <w:r>
         <w:rPr>
-          <w:rFonts w:ascii="Calibri" w:hAnsi="Calibri" w:eastAsia="微软雅黑"/>
+          <w:w w:val="101.05040700812089"/>
+          <w:rFonts w:ascii="Noto Sans" w:hAnsi="Noto Sans" w:eastAsia="Noto Sans"/>
           <w:b w:val="0"/>
-          <w:sz w:val="20"/>
+          <w:i w:val="0"/>
+          <w:color w:val="1A1A1A"/>
+          <w:sz w:val="19"/>
         </w:rPr>
-        <w:t>• Productivity: Cursor / AI agents; knowledge-base building; ticket &amp; dashboard workflows; ProcessOn / Visio / Xmind / Office.</w:t>
+        <w:t xml:space="preserve">Productivity: Cursor / AI agents; knowledge-base building; ticket &amp; dashboard workflows; ProcessOn / Visio / Xmind / </w:t>
+      </w:r>
+      <w:r>
+        <w:rPr>
+          <w:w w:val="101.05040700812089"/>
+          <w:rFonts w:ascii="Noto Sans" w:hAnsi="Noto Sans" w:eastAsia="Noto Sans"/>
+          <w:b w:val="0"/>
+          <w:i w:val="0"/>
+          <w:color w:val="1A1A1A"/>
+          <w:sz w:val="19"/>
+        </w:rPr>
+        <w:t>Office.</w:t>
       </w:r>
     </w:p>
     <w:p>
       <w:pPr>
-        <w:spacing w:before="0" w:after="20" w:line="288" w:lineRule="auto"/>
+        <w:autoSpaceDN w:val="0"/>
+        <w:autoSpaceDE w:val="0"/>
+        <w:widowControl/>
+        <w:spacing w:line="240" w:lineRule="auto" w:before="52" w:after="0"/>
+        <w:ind w:left="0" w:right="0" w:firstLine="0"/>
+        <w:jc w:val="left"/>
       </w:pPr>
       <w:r>
         <w:rPr>
-          <w:rFonts w:ascii="Calibri" w:hAnsi="Calibri" w:eastAsia="微软雅黑"/>
+          <w:w w:val="101.05040700812089"/>
+          <w:rFonts w:ascii="Noto Sans" w:hAnsi="Noto Sans" w:eastAsia="Noto Sans"/>
           <w:b w:val="0"/>
-          <w:sz w:val="20"/>
+          <w:i w:val="0"/>
+          <w:color w:val="1A1A1A"/>
+          <w:sz w:val="19"/>
         </w:rPr>
-        <w:t>• Other: UK visa (~2 years); Shenzhen base preferred; overseas travel OK (~3×/year, ~1 month each).</w:t>
+        <w:t>Other: UK visa (~2 years); Shenzhen base preferred; overseas travel OK (~3×/year, ~1 month each).</w:t>
       </w:r>
     </w:p>
     <w:p>
       <w:pPr>
-        <w:spacing w:before="160" w:after="40" w:line="264" w:lineRule="auto"/>
-        <w:pBdr>
-          <w:bottom w:val="single" w:sz="12" w:space="1" w:color="222222"/>
-        </w:pBdr>
+        <w:autoSpaceDN w:val="0"/>
+        <w:autoSpaceDE w:val="0"/>
+        <w:widowControl/>
+        <w:spacing w:line="240" w:lineRule="auto" w:before="124" w:after="0"/>
+        <w:ind w:left="0" w:right="0" w:firstLine="0"/>
+        <w:jc w:val="left"/>
       </w:pPr>
       <w:r>
         <w:rPr>
-          <w:rFonts w:ascii="Calibri" w:hAnsi="Calibri" w:eastAsia="微软雅黑"/>
+          <w:rFonts w:ascii="Noto Sans" w:hAnsi="Noto Sans" w:eastAsia="Noto Sans"/>
           <w:b/>
-          <w:sz w:val="24"/>
+          <w:i w:val="0"/>
+          <w:color w:val="1A1A1A"/>
+          <w:sz w:val="21"/>
         </w:rPr>
         <w:t>HONORS</w:t>
       </w:r>
     </w:p>
     <w:p>
       <w:pPr>
-        <w:spacing w:before="0" w:after="20" w:line="288" w:lineRule="auto"/>
+        <w:autoSpaceDN w:val="0"/>
+        <w:tabs>
+          <w:tab w:pos="202" w:val="left"/>
+        </w:tabs>
+        <w:autoSpaceDE w:val="0"/>
+        <w:widowControl/>
+        <w:spacing w:line="245" w:lineRule="auto" w:before="124" w:after="0"/>
+        <w:ind w:left="0" w:right="576" w:firstLine="0"/>
+        <w:jc w:val="left"/>
       </w:pPr>
       <w:r>
         <w:rPr>
-          <w:rFonts w:ascii="Calibri" w:hAnsi="Calibri" w:eastAsia="微软雅黑"/>
+          <w:w w:val="101.05040700812089"/>
+          <w:rFonts w:ascii="Noto Sans" w:hAnsi="Noto Sans" w:eastAsia="Noto Sans"/>
           <w:b w:val="0"/>
-          <w:sz w:val="20"/>
+          <w:i w:val="0"/>
+          <w:color w:val="1A1A1A"/>
+          <w:sz w:val="19"/>
         </w:rPr>
         <w:t>• Provincial 2nd Prize, 18th National College Student Intelligent Vehicle Competition (2023.07)</w:t>
       </w:r>
-    </w:p>
-    <w:p>
-      <w:pPr>
-        <w:spacing w:before="0" w:after="20" w:line="288" w:lineRule="auto"/>
-      </w:pPr>
+      <w:r>
+        <w:br/>
+      </w:r>
       <w:r>
         <w:rPr>
-          <w:rFonts w:ascii="Calibri" w:hAnsi="Calibri" w:eastAsia="微软雅黑"/>
+          <w:w w:val="101.05040700812089"/>
+          <w:rFonts w:ascii="Noto Sans" w:hAnsi="Noto Sans" w:eastAsia="Noto Sans"/>
           <w:b w:val="0"/>
-          <w:sz w:val="20"/>
+          <w:i w:val="0"/>
+          <w:color w:val="1A1A1A"/>
+          <w:sz w:val="19"/>
         </w:rPr>
-        <w:t>• Campus 1st Prize, Zhejiang College English Contest (2022.05) · National 3rd Prize, Puyi English Writing Contest (2023.12)</w:t>
+        <w:t xml:space="preserve">• Campus 1st Prize, Zhejiang College English Contest (2022.05) · National 3rd Prize, Puyi English Writing Contest </w:t>
       </w:r>
-    </w:p>
-    <w:p>
-      <w:pPr>
-        <w:spacing w:before="0" w:after="20" w:line="288" w:lineRule="auto"/>
-      </w:pPr>
+      <w:r>
+        <w:tab/>
+      </w:r>
       <w:r>
         <w:rPr>
-          <w:rFonts w:ascii="Calibri" w:hAnsi="Calibri" w:eastAsia="微软雅黑"/>
+          <w:w w:val="101.05040700812089"/>
+          <w:rFonts w:ascii="Noto Sans" w:hAnsi="Noto Sans" w:eastAsia="Noto Sans"/>
           <w:b w:val="0"/>
-          <w:sz w:val="20"/>
+          <w:i w:val="0"/>
+          <w:color w:val="1A1A1A"/>
+          <w:sz w:val="19"/>
+        </w:rPr>
+        <w:t>(2023.12)</w:t>
+      </w:r>
+      <w:r>
+        <w:br/>
+      </w:r>
+      <w:r>
+        <w:rPr>
+          <w:w w:val="101.05040700812089"/>
+          <w:rFonts w:ascii="Noto Sans" w:hAnsi="Noto Sans" w:eastAsia="Noto Sans"/>
+          <w:b w:val="0"/>
+          <w:i w:val="0"/>
+          <w:color w:val="1A1A1A"/>
+          <w:sz w:val="19"/>
         </w:rPr>
         <w:t>• Academic Excellence / Meiyi Corporate Scholarship (rank 7/92, 2022–2024)</w:t>
       </w:r>
     </w:p>
     <w:p>
       <w:pPr>
-        <w:spacing w:before="160" w:after="40" w:line="264" w:lineRule="auto"/>
-        <w:pBdr>
-          <w:bottom w:val="single" w:sz="12" w:space="1" w:color="222222"/>
-        </w:pBdr>
+        <w:autoSpaceDN w:val="0"/>
+        <w:autoSpaceDE w:val="0"/>
+        <w:widowControl/>
+        <w:spacing w:line="240" w:lineRule="auto" w:before="138" w:after="0"/>
+        <w:ind w:left="0" w:right="0" w:firstLine="0"/>
+        <w:jc w:val="left"/>
       </w:pPr>
       <w:r>
         <w:rPr>
-          <w:rFonts w:ascii="Calibri" w:hAnsi="Calibri" w:eastAsia="微软雅黑"/>
+          <w:rFonts w:ascii="Noto Sans" w:hAnsi="Noto Sans" w:eastAsia="Noto Sans"/>
           <w:b/>
-          <w:sz w:val="24"/>
+          <w:i w:val="0"/>
+          <w:color w:val="1A1A1A"/>
+          <w:sz w:val="21"/>
         </w:rPr>
         <w:t>SELF ASSESSMENT</w:t>
       </w:r>
     </w:p>
     <w:p>
       <w:pPr>
-        <w:spacing w:before="0" w:after="40" w:line="276" w:lineRule="auto"/>
+        <w:autoSpaceDN w:val="0"/>
+        <w:autoSpaceDE w:val="0"/>
+        <w:widowControl/>
+        <w:spacing w:line="245" w:lineRule="auto" w:before="228" w:after="0"/>
+        <w:ind w:left="0" w:right="288" w:firstLine="0"/>
+        <w:jc w:val="left"/>
       </w:pPr>
       <w:r>
         <w:rPr>
-          <w:rFonts w:ascii="Calibri" w:hAnsi="Calibri" w:eastAsia="微软雅黑"/>
+          <w:w w:val="101.05040700812089"/>
+          <w:rFonts w:ascii="Noto Sans" w:hAnsi="Noto Sans" w:eastAsia="Noto Sans"/>
           <w:b w:val="0"/>
-          <w:sz w:val="20"/>
+          <w:i w:val="0"/>
+          <w:color w:val="1A1A1A"/>
+          <w:sz w:val="19"/>
         </w:rPr>
-        <w:t>Communication is the strongest asset—align facts and next actions among customers, sales, and R&amp;D until issues close. Fast learner with a tooling mindset. Coding depth is still growing; best fit is overseas technical support / pre-sales hybrid roles in semiconductor equipment or robotics, with a medium-term path toward overseas sales in Shenzhen.</w:t>
+        <w:t xml:space="preserve">Communication is the strongest asset—align facts and next actions among customers, sales, and R&amp;D until issues </w:t>
+      </w:r>
+      <w:r>
+        <w:rPr>
+          <w:w w:val="101.05040700812089"/>
+          <w:rFonts w:ascii="Noto Sans" w:hAnsi="Noto Sans" w:eastAsia="Noto Sans"/>
+          <w:b w:val="0"/>
+          <w:i w:val="0"/>
+          <w:color w:val="1A1A1A"/>
+          <w:sz w:val="19"/>
+        </w:rPr>
+        <w:t>close. Fast learner with a tooling mindset. Coding depth is still growing; best fit is overseas technical support / pre-</w:t>
+      </w:r>
+      <w:r>
+        <w:rPr>
+          <w:w w:val="101.05040700812089"/>
+          <w:rFonts w:ascii="Noto Sans" w:hAnsi="Noto Sans" w:eastAsia="Noto Sans"/>
+          <w:b w:val="0"/>
+          <w:i w:val="0"/>
+          <w:color w:val="1A1A1A"/>
+          <w:sz w:val="19"/>
+        </w:rPr>
+        <w:t xml:space="preserve">sales hybrid roles in semiconductor equipment or robotics, with a medium-term path toward overseas sales in </w:t>
+      </w:r>
+      <w:r>
+        <w:rPr>
+          <w:w w:val="101.05040700812089"/>
+          <w:rFonts w:ascii="Noto Sans" w:hAnsi="Noto Sans" w:eastAsia="Noto Sans"/>
+          <w:b w:val="0"/>
+          <w:i w:val="0"/>
+          <w:color w:val="1A1A1A"/>
+          <w:sz w:val="19"/>
+        </w:rPr>
+        <w:t>Shenzhen.</w:t>
       </w:r>
     </w:p>
     <w:sectPr>
-      <w:pgSz w:w="11906" w:h="16838"/>
-      <w:pgMar w:top="794" w:right="850" w:bottom="794" w:left="850" w:header="720" w:footer="720" w:gutter="0"/>
-      <w:cols w:space="720"/>
+      <w:pgSz w:w="11899" w:h="16838"/>
+      <w:pgMar w:top="376" w:right="586" w:bottom="1440" w:left="630" w:header="720" w:footer="720" w:gutter="0"/>
+      <w:cols/>
       <w:docGrid w:linePitch="360"/>
     </w:sectPr>
   </w:body>
